--- a/Household Behavior over the Lifecycle.docx
+++ b/Household Behavior over the Lifecycle.docx
@@ -6236,12 +6236,2238 @@
       </w:r>
     </w:p>
     <w:p>
+      <w:pPr>
+        <w:rPr>
+          <w:b/>
+          <w:bCs/>
+        </w:rPr>
+      </w:pPr>
       <w:r>
         <w:t xml:space="preserve"> </w:t>
       </w:r>
       <w:r>
         <w:br/>
       </w:r>
+      <w:r>
+        <w:rPr>
+          <w:b/>
+          <w:bCs/>
+          <w:sz w:val="28"/>
+          <w:szCs w:val="28"/>
+        </w:rPr>
+        <w:t xml:space="preserve">Career costs of children – </w:t>
+      </w:r>
+      <w:r>
+        <w:rPr>
+          <w:b/>
+          <w:bCs/>
+          <w:i/>
+          <w:iCs/>
+          <w:sz w:val="28"/>
+          <w:szCs w:val="28"/>
+          <w:lang w:val="da-DK"/>
+        </w:rPr>
+        <w:t xml:space="preserve">Adda, </w:t>
+      </w:r>
+      <w:proofErr w:type="spellStart"/>
+      <w:r>
+        <w:rPr>
+          <w:b/>
+          <w:bCs/>
+          <w:i/>
+          <w:iCs/>
+          <w:sz w:val="28"/>
+          <w:szCs w:val="28"/>
+          <w:lang w:val="da-DK"/>
+        </w:rPr>
+        <w:t>Dustmann</w:t>
+      </w:r>
+      <w:proofErr w:type="spellEnd"/>
+      <w:r>
+        <w:rPr>
+          <w:b/>
+          <w:bCs/>
+          <w:i/>
+          <w:iCs/>
+          <w:sz w:val="28"/>
+          <w:szCs w:val="28"/>
+          <w:lang w:val="da-DK"/>
+        </w:rPr>
+        <w:t xml:space="preserve"> and Stevens (2017)</w:t>
+      </w:r>
+    </w:p>
+    <w:p>
+      <w:pPr>
+        <w:rPr>
+          <w:b/>
+          <w:bCs/>
+        </w:rPr>
+      </w:pPr>
+      <w:r>
+        <w:rPr>
+          <w:b/>
+          <w:bCs/>
+        </w:rPr>
+        <w:t>General:</w:t>
+      </w:r>
+    </w:p>
+    <w:p>
+      <w:pPr>
+        <w:rPr>
+          <w:rFonts w:eastAsiaTheme="minorEastAsia"/>
+        </w:rPr>
+      </w:pPr>
+      <w:r>
+        <w:t xml:space="preserve">Let </w:t>
+      </w:r>
+      <m:oMath>
+        <m:r>
+          <w:rPr>
+            <w:rFonts w:ascii="Cambria Math" w:hAnsi="Cambria Math"/>
+          </w:rPr>
+          <m:t>X∈{1,2}</m:t>
+        </m:r>
+      </m:oMath>
+      <w:r>
+        <w:rPr>
+          <w:rFonts w:eastAsiaTheme="minorEastAsia"/>
+        </w:rPr>
+        <w:t xml:space="preserve"> and </w:t>
+      </w:r>
+      <m:oMath>
+        <m:r>
+          <w:rPr>
+            <w:rFonts w:ascii="Cambria Math" w:eastAsiaTheme="minorEastAsia" w:hAnsi="Cambria Math"/>
+          </w:rPr>
+          <m:t>Y∈{3,4}</m:t>
+        </m:r>
+      </m:oMath>
+      <w:r>
+        <w:rPr>
+          <w:rFonts w:eastAsiaTheme="minorEastAsia"/>
+        </w:rPr>
+        <w:t xml:space="preserve"> be two stochastic variables. Their joint probability is </w:t>
+      </w:r>
+      <m:oMath>
+        <m:r>
+          <w:rPr>
+            <w:rFonts w:ascii="Cambria Math" w:eastAsiaTheme="minorEastAsia" w:hAnsi="Cambria Math"/>
+          </w:rPr>
+          <m:t>p(x,y)</m:t>
+        </m:r>
+      </m:oMath>
+      <w:r>
+        <w:rPr>
+          <w:rFonts w:eastAsiaTheme="minorEastAsia"/>
+        </w:rPr>
+        <w:t>. We want to calculate:</w:t>
+      </w:r>
+    </w:p>
+    <w:p>
+      <w:pPr>
+        <w:rPr>
+          <w:rFonts w:eastAsiaTheme="minorEastAsia"/>
+        </w:rPr>
+      </w:pPr>
+      <m:oMathPara>
+        <m:oMath>
+          <m:r>
+            <m:rPr>
+              <m:scr m:val="double-struck"/>
+            </m:rPr>
+            <w:rPr>
+              <w:rFonts w:ascii="Cambria Math" w:hAnsi="Cambria Math"/>
+            </w:rPr>
+            <m:t>E</m:t>
+          </m:r>
+          <m:d>
+            <m:dPr>
+              <m:begChr m:val="["/>
+              <m:endChr m:val="]"/>
+              <m:ctrlPr>
+                <w:rPr>
+                  <w:rFonts w:ascii="Cambria Math" w:hAnsi="Cambria Math"/>
+                  <w:i/>
+                </w:rPr>
+              </m:ctrlPr>
+            </m:dPr>
+            <m:e>
+              <m:r>
+                <w:rPr>
+                  <w:rFonts w:ascii="Cambria Math" w:hAnsi="Cambria Math"/>
+                </w:rPr>
+                <m:t>f</m:t>
+              </m:r>
+              <m:d>
+                <m:dPr>
+                  <m:ctrlPr>
+                    <w:rPr>
+                      <w:rFonts w:ascii="Cambria Math" w:hAnsi="Cambria Math"/>
+                      <w:i/>
+                    </w:rPr>
+                  </m:ctrlPr>
+                </m:dPr>
+                <m:e>
+                  <m:r>
+                    <w:rPr>
+                      <w:rFonts w:ascii="Cambria Math" w:hAnsi="Cambria Math"/>
+                    </w:rPr>
+                    <m:t>x,y</m:t>
+                  </m:r>
+                </m:e>
+              </m:d>
+            </m:e>
+          </m:d>
+          <m:r>
+            <w:rPr>
+              <w:rFonts w:ascii="Cambria Math" w:hAnsi="Cambria Math"/>
+            </w:rPr>
+            <m:t>=</m:t>
+          </m:r>
+          <m:nary>
+            <m:naryPr>
+              <m:chr m:val="∑"/>
+              <m:supHide m:val="1"/>
+              <m:ctrlPr>
+                <w:rPr>
+                  <w:rFonts w:ascii="Cambria Math" w:hAnsi="Cambria Math"/>
+                  <w:i/>
+                </w:rPr>
+              </m:ctrlPr>
+            </m:naryPr>
+            <m:sub>
+              <m:r>
+                <w:rPr>
+                  <w:rFonts w:ascii="Cambria Math" w:hAnsi="Cambria Math"/>
+                </w:rPr>
+                <m:t>x∈</m:t>
+              </m:r>
+              <m:d>
+                <m:dPr>
+                  <m:begChr m:val="{"/>
+                  <m:endChr m:val="}"/>
+                  <m:ctrlPr>
+                    <w:rPr>
+                      <w:rFonts w:ascii="Cambria Math" w:hAnsi="Cambria Math"/>
+                      <w:i/>
+                    </w:rPr>
+                  </m:ctrlPr>
+                </m:dPr>
+                <m:e>
+                  <m:r>
+                    <w:rPr>
+                      <w:rFonts w:ascii="Cambria Math" w:hAnsi="Cambria Math"/>
+                    </w:rPr>
+                    <m:t>1,2</m:t>
+                  </m:r>
+                </m:e>
+              </m:d>
+            </m:sub>
+            <m:sup/>
+            <m:e>
+              <m:nary>
+                <m:naryPr>
+                  <m:chr m:val="∑"/>
+                  <m:supHide m:val="1"/>
+                  <m:ctrlPr>
+                    <w:rPr>
+                      <w:rFonts w:ascii="Cambria Math" w:hAnsi="Cambria Math"/>
+                      <w:i/>
+                    </w:rPr>
+                  </m:ctrlPr>
+                </m:naryPr>
+                <m:sub>
+                  <m:r>
+                    <w:rPr>
+                      <w:rFonts w:ascii="Cambria Math" w:hAnsi="Cambria Math"/>
+                    </w:rPr>
+                    <m:t>y</m:t>
+                  </m:r>
+                  <m:r>
+                    <w:rPr>
+                      <w:rFonts w:ascii="Cambria Math" w:hAnsi="Cambria Math"/>
+                    </w:rPr>
+                    <m:t>∈</m:t>
+                  </m:r>
+                  <m:d>
+                    <m:dPr>
+                      <m:begChr m:val="{"/>
+                      <m:endChr m:val="}"/>
+                      <m:ctrlPr>
+                        <w:rPr>
+                          <w:rFonts w:ascii="Cambria Math" w:hAnsi="Cambria Math"/>
+                          <w:i/>
+                        </w:rPr>
+                      </m:ctrlPr>
+                    </m:dPr>
+                    <m:e>
+                      <m:r>
+                        <w:rPr>
+                          <w:rFonts w:ascii="Cambria Math" w:hAnsi="Cambria Math"/>
+                        </w:rPr>
+                        <m:t>3</m:t>
+                      </m:r>
+                      <m:r>
+                        <w:rPr>
+                          <w:rFonts w:ascii="Cambria Math" w:hAnsi="Cambria Math"/>
+                        </w:rPr>
+                        <m:t>,</m:t>
+                      </m:r>
+                      <m:r>
+                        <w:rPr>
+                          <w:rFonts w:ascii="Cambria Math" w:hAnsi="Cambria Math"/>
+                        </w:rPr>
+                        <m:t>4</m:t>
+                      </m:r>
+                    </m:e>
+                  </m:d>
+                </m:sub>
+                <m:sup/>
+                <m:e>
+                  <m:r>
+                    <w:rPr>
+                      <w:rFonts w:ascii="Cambria Math" w:hAnsi="Cambria Math"/>
+                    </w:rPr>
+                    <m:t>f</m:t>
+                  </m:r>
+                  <m:d>
+                    <m:dPr>
+                      <m:ctrlPr>
+                        <w:rPr>
+                          <w:rFonts w:ascii="Cambria Math" w:hAnsi="Cambria Math"/>
+                          <w:i/>
+                        </w:rPr>
+                      </m:ctrlPr>
+                    </m:dPr>
+                    <m:e>
+                      <m:r>
+                        <w:rPr>
+                          <w:rFonts w:ascii="Cambria Math" w:hAnsi="Cambria Math"/>
+                        </w:rPr>
+                        <m:t>x,y</m:t>
+                      </m:r>
+                    </m:e>
+                  </m:d>
+                  <m:r>
+                    <w:rPr>
+                      <w:rFonts w:ascii="Cambria Math" w:hAnsi="Cambria Math"/>
+                    </w:rPr>
+                    <m:t>·p</m:t>
+                  </m:r>
+                  <m:d>
+                    <m:dPr>
+                      <m:ctrlPr>
+                        <w:rPr>
+                          <w:rFonts w:ascii="Cambria Math" w:hAnsi="Cambria Math"/>
+                          <w:i/>
+                        </w:rPr>
+                      </m:ctrlPr>
+                    </m:dPr>
+                    <m:e>
+                      <m:r>
+                        <w:rPr>
+                          <w:rFonts w:ascii="Cambria Math" w:hAnsi="Cambria Math"/>
+                        </w:rPr>
+                        <m:t>x,y</m:t>
+                      </m:r>
+                    </m:e>
+                  </m:d>
+                </m:e>
+              </m:nary>
+            </m:e>
+          </m:nary>
+        </m:oMath>
+      </m:oMathPara>
+    </w:p>
+    <w:p>
+      <w:pPr>
+        <w:rPr>
+          <w:rFonts w:eastAsiaTheme="minorEastAsia"/>
+        </w:rPr>
+      </w:pPr>
+      <m:oMathPara>
+        <m:oMath>
+          <m:d>
+            <m:dPr>
+              <m:begChr m:val="["/>
+              <m:endChr m:val="]"/>
+              <m:ctrlPr>
+                <w:rPr>
+                  <w:rFonts w:ascii="Cambria Math" w:hAnsi="Cambria Math"/>
+                  <w:i/>
+                </w:rPr>
+              </m:ctrlPr>
+            </m:dPr>
+            <m:e/>
+          </m:d>
+          <m:r>
+            <w:rPr>
+              <w:rFonts w:ascii="Cambria Math" w:hAnsi="Cambria Math"/>
+            </w:rPr>
+            <m:t>=f</m:t>
+          </m:r>
+          <m:d>
+            <m:dPr>
+              <m:ctrlPr>
+                <w:rPr>
+                  <w:rFonts w:ascii="Cambria Math" w:hAnsi="Cambria Math"/>
+                  <w:i/>
+                </w:rPr>
+              </m:ctrlPr>
+            </m:dPr>
+            <m:e>
+              <m:r>
+                <w:rPr>
+                  <w:rFonts w:ascii="Cambria Math" w:hAnsi="Cambria Math"/>
+                </w:rPr>
+                <m:t>1,3</m:t>
+              </m:r>
+            </m:e>
+          </m:d>
+          <m:r>
+            <w:rPr>
+              <w:rFonts w:ascii="Cambria Math" w:hAnsi="Cambria Math"/>
+            </w:rPr>
+            <m:t>p</m:t>
+          </m:r>
+          <m:d>
+            <m:dPr>
+              <m:ctrlPr>
+                <w:rPr>
+                  <w:rFonts w:ascii="Cambria Math" w:hAnsi="Cambria Math"/>
+                  <w:i/>
+                </w:rPr>
+              </m:ctrlPr>
+            </m:dPr>
+            <m:e>
+              <m:r>
+                <w:rPr>
+                  <w:rFonts w:ascii="Cambria Math" w:hAnsi="Cambria Math"/>
+                </w:rPr>
+                <m:t>1,3</m:t>
+              </m:r>
+            </m:e>
+          </m:d>
+          <m:r>
+            <w:rPr>
+              <w:rFonts w:ascii="Cambria Math" w:hAnsi="Cambria Math"/>
+            </w:rPr>
+            <m:t>+f</m:t>
+          </m:r>
+          <m:d>
+            <m:dPr>
+              <m:ctrlPr>
+                <w:rPr>
+                  <w:rFonts w:ascii="Cambria Math" w:hAnsi="Cambria Math"/>
+                  <w:i/>
+                </w:rPr>
+              </m:ctrlPr>
+            </m:dPr>
+            <m:e>
+              <m:r>
+                <w:rPr>
+                  <w:rFonts w:ascii="Cambria Math" w:hAnsi="Cambria Math"/>
+                </w:rPr>
+                <m:t>1,4</m:t>
+              </m:r>
+            </m:e>
+          </m:d>
+          <m:r>
+            <w:rPr>
+              <w:rFonts w:ascii="Cambria Math" w:hAnsi="Cambria Math"/>
+            </w:rPr>
+            <m:t>p</m:t>
+          </m:r>
+          <m:d>
+            <m:dPr>
+              <m:ctrlPr>
+                <w:rPr>
+                  <w:rFonts w:ascii="Cambria Math" w:hAnsi="Cambria Math"/>
+                  <w:i/>
+                </w:rPr>
+              </m:ctrlPr>
+            </m:dPr>
+            <m:e>
+              <m:r>
+                <w:rPr>
+                  <w:rFonts w:ascii="Cambria Math" w:hAnsi="Cambria Math"/>
+                </w:rPr>
+                <m:t>1,4</m:t>
+              </m:r>
+            </m:e>
+          </m:d>
+          <m:r>
+            <w:rPr>
+              <w:rFonts w:ascii="Cambria Math" w:hAnsi="Cambria Math"/>
+            </w:rPr>
+            <m:t>+f</m:t>
+          </m:r>
+          <m:d>
+            <m:dPr>
+              <m:ctrlPr>
+                <w:rPr>
+                  <w:rFonts w:ascii="Cambria Math" w:hAnsi="Cambria Math"/>
+                  <w:i/>
+                </w:rPr>
+              </m:ctrlPr>
+            </m:dPr>
+            <m:e>
+              <m:r>
+                <w:rPr>
+                  <w:rFonts w:ascii="Cambria Math" w:hAnsi="Cambria Math"/>
+                </w:rPr>
+                <m:t>2,3</m:t>
+              </m:r>
+            </m:e>
+          </m:d>
+          <m:r>
+            <w:rPr>
+              <w:rFonts w:ascii="Cambria Math" w:hAnsi="Cambria Math"/>
+            </w:rPr>
+            <m:t>p</m:t>
+          </m:r>
+          <m:d>
+            <m:dPr>
+              <m:ctrlPr>
+                <w:rPr>
+                  <w:rFonts w:ascii="Cambria Math" w:hAnsi="Cambria Math"/>
+                  <w:i/>
+                </w:rPr>
+              </m:ctrlPr>
+            </m:dPr>
+            <m:e>
+              <m:r>
+                <w:rPr>
+                  <w:rFonts w:ascii="Cambria Math" w:hAnsi="Cambria Math"/>
+                </w:rPr>
+                <m:t>2,3</m:t>
+              </m:r>
+            </m:e>
+          </m:d>
+          <m:r>
+            <w:rPr>
+              <w:rFonts w:ascii="Cambria Math" w:hAnsi="Cambria Math"/>
+            </w:rPr>
+            <m:t>+f</m:t>
+          </m:r>
+          <m:d>
+            <m:dPr>
+              <m:ctrlPr>
+                <w:rPr>
+                  <w:rFonts w:ascii="Cambria Math" w:hAnsi="Cambria Math"/>
+                  <w:i/>
+                </w:rPr>
+              </m:ctrlPr>
+            </m:dPr>
+            <m:e>
+              <m:r>
+                <w:rPr>
+                  <w:rFonts w:ascii="Cambria Math" w:hAnsi="Cambria Math"/>
+                </w:rPr>
+                <m:t>2,4</m:t>
+              </m:r>
+            </m:e>
+          </m:d>
+          <m:r>
+            <w:rPr>
+              <w:rFonts w:ascii="Cambria Math" w:hAnsi="Cambria Math"/>
+            </w:rPr>
+            <m:t>p(2,4)</m:t>
+          </m:r>
+        </m:oMath>
+      </m:oMathPara>
+    </w:p>
+    <w:p>
+      <w:pPr>
+        <w:rPr>
+          <w:rFonts w:eastAsiaTheme="minorEastAsia"/>
+        </w:rPr>
+      </w:pPr>
+      <w:r>
+        <w:rPr>
+          <w:rFonts w:eastAsiaTheme="minorEastAsia"/>
+        </w:rPr>
+        <w:t xml:space="preserve">Recall that: </w:t>
+      </w:r>
+      <m:oMath>
+        <m:r>
+          <w:rPr>
+            <w:rFonts w:ascii="Cambria Math" w:eastAsiaTheme="minorEastAsia" w:hAnsi="Cambria Math"/>
+          </w:rPr>
+          <m:t>p</m:t>
+        </m:r>
+        <m:d>
+          <m:dPr>
+            <m:ctrlPr>
+              <w:rPr>
+                <w:rFonts w:ascii="Cambria Math" w:eastAsiaTheme="minorEastAsia" w:hAnsi="Cambria Math"/>
+                <w:i/>
+              </w:rPr>
+            </m:ctrlPr>
+          </m:dPr>
+          <m:e>
+            <m:r>
+              <w:rPr>
+                <w:rFonts w:ascii="Cambria Math" w:eastAsiaTheme="minorEastAsia" w:hAnsi="Cambria Math"/>
+              </w:rPr>
+              <m:t>x,y</m:t>
+            </m:r>
+          </m:e>
+        </m:d>
+        <m:r>
+          <w:rPr>
+            <w:rFonts w:ascii="Cambria Math" w:eastAsiaTheme="minorEastAsia" w:hAnsi="Cambria Math"/>
+          </w:rPr>
+          <m:t>=p</m:t>
+        </m:r>
+        <m:d>
+          <m:dPr>
+            <m:sepChr m:val="∣"/>
+            <m:ctrlPr>
+              <w:rPr>
+                <w:rFonts w:ascii="Cambria Math" w:eastAsiaTheme="minorEastAsia" w:hAnsi="Cambria Math"/>
+                <w:i/>
+              </w:rPr>
+            </m:ctrlPr>
+          </m:dPr>
+          <m:e>
+            <m:r>
+              <w:rPr>
+                <w:rFonts w:ascii="Cambria Math" w:eastAsiaTheme="minorEastAsia" w:hAnsi="Cambria Math"/>
+              </w:rPr>
+              <m:t>x</m:t>
+            </m:r>
+          </m:e>
+          <m:e>
+            <m:r>
+              <w:rPr>
+                <w:rFonts w:ascii="Cambria Math" w:eastAsiaTheme="minorEastAsia" w:hAnsi="Cambria Math"/>
+              </w:rPr>
+              <m:t>y</m:t>
+            </m:r>
+          </m:e>
+        </m:d>
+        <m:r>
+          <w:rPr>
+            <w:rFonts w:ascii="Cambria Math" w:eastAsiaTheme="minorEastAsia" w:hAnsi="Cambria Math"/>
+          </w:rPr>
+          <m:t>p</m:t>
+        </m:r>
+        <m:d>
+          <m:dPr>
+            <m:ctrlPr>
+              <w:rPr>
+                <w:rFonts w:ascii="Cambria Math" w:eastAsiaTheme="minorEastAsia" w:hAnsi="Cambria Math"/>
+                <w:i/>
+              </w:rPr>
+            </m:ctrlPr>
+          </m:dPr>
+          <m:e>
+            <m:r>
+              <w:rPr>
+                <w:rFonts w:ascii="Cambria Math" w:eastAsiaTheme="minorEastAsia" w:hAnsi="Cambria Math"/>
+              </w:rPr>
+              <m:t>y</m:t>
+            </m:r>
+          </m:e>
+        </m:d>
+      </m:oMath>
+    </w:p>
+    <w:p>
+      <w:pPr>
+        <w:rPr>
+          <w:rFonts w:eastAsiaTheme="minorEastAsia"/>
+        </w:rPr>
+      </w:pPr>
+      <w:r>
+        <w:rPr>
+          <w:rFonts w:eastAsiaTheme="minorEastAsia"/>
+        </w:rPr>
+        <w:t>[]</w:t>
+      </w:r>
+      <m:oMath>
+        <m:r>
+          <w:rPr>
+            <w:rFonts w:ascii="Cambria Math" w:eastAsiaTheme="minorEastAsia" w:hAnsi="Cambria Math"/>
+          </w:rPr>
+          <m:t>=p</m:t>
+        </m:r>
+        <m:d>
+          <m:dPr>
+            <m:sepChr m:val="∣"/>
+            <m:ctrlPr>
+              <w:rPr>
+                <w:rFonts w:ascii="Cambria Math" w:eastAsiaTheme="minorEastAsia" w:hAnsi="Cambria Math"/>
+                <w:i/>
+              </w:rPr>
+            </m:ctrlPr>
+          </m:dPr>
+          <m:e>
+            <m:r>
+              <w:rPr>
+                <w:rFonts w:ascii="Cambria Math" w:eastAsiaTheme="minorEastAsia" w:hAnsi="Cambria Math"/>
+              </w:rPr>
+              <m:t>y</m:t>
+            </m:r>
+          </m:e>
+          <m:e>
+            <m:r>
+              <w:rPr>
+                <w:rFonts w:ascii="Cambria Math" w:eastAsiaTheme="minorEastAsia" w:hAnsi="Cambria Math"/>
+              </w:rPr>
+              <m:t>x</m:t>
+            </m:r>
+          </m:e>
+        </m:d>
+        <m:r>
+          <w:rPr>
+            <w:rFonts w:ascii="Cambria Math" w:eastAsiaTheme="minorEastAsia" w:hAnsi="Cambria Math"/>
+          </w:rPr>
+          <m:t>p(x)</m:t>
+        </m:r>
+      </m:oMath>
+    </w:p>
+    <w:p>
+      <w:pPr>
+        <w:rPr>
+          <w:rFonts w:eastAsiaTheme="minorEastAsia"/>
+        </w:rPr>
+      </w:pPr>
+      <w:r>
+        <w:rPr>
+          <w:rFonts w:eastAsiaTheme="minorEastAsia"/>
+        </w:rPr>
+        <w:lastRenderedPageBreak/>
+        <w:t>Now for a continuous variable:</w:t>
+      </w:r>
+    </w:p>
+    <w:p>
+      <w:pPr>
+        <w:rPr>
+          <w:rFonts w:eastAsiaTheme="minorEastAsia"/>
+        </w:rPr>
+      </w:pPr>
+      <w:r>
+        <w:t xml:space="preserve">Let </w:t>
+      </w:r>
+      <m:oMath>
+        <m:r>
+          <w:rPr>
+            <w:rFonts w:ascii="Cambria Math" w:hAnsi="Cambria Math"/>
+          </w:rPr>
+          <m:t>X∈{1,2}</m:t>
+        </m:r>
+      </m:oMath>
+      <w:r>
+        <w:rPr>
+          <w:rFonts w:eastAsiaTheme="minorEastAsia"/>
+        </w:rPr>
+        <w:t xml:space="preserve"> and </w:t>
+      </w:r>
+      <m:oMath>
+        <m:r>
+          <w:rPr>
+            <w:rFonts w:ascii="Cambria Math" w:eastAsiaTheme="minorEastAsia" w:hAnsi="Cambria Math"/>
+          </w:rPr>
+          <m:t>Y∈{3,4}</m:t>
+        </m:r>
+      </m:oMath>
+      <w:r>
+        <w:rPr>
+          <w:rFonts w:eastAsiaTheme="minorEastAsia"/>
+        </w:rPr>
+        <w:t xml:space="preserve"> be two stochastic variables. Their joint probability is </w:t>
+      </w:r>
+      <m:oMath>
+        <m:r>
+          <w:rPr>
+            <w:rFonts w:ascii="Cambria Math" w:eastAsiaTheme="minorEastAsia" w:hAnsi="Cambria Math"/>
+          </w:rPr>
+          <m:t>p(x,y)</m:t>
+        </m:r>
+      </m:oMath>
+      <w:r>
+        <w:rPr>
+          <w:rFonts w:eastAsiaTheme="minorEastAsia"/>
+        </w:rPr>
+        <w:t>. We want to calculate:</w:t>
+      </w:r>
+    </w:p>
+    <w:p>
+      <w:pPr>
+        <w:rPr>
+          <w:rFonts w:eastAsiaTheme="minorEastAsia"/>
+        </w:rPr>
+      </w:pPr>
+      <m:oMathPara>
+        <m:oMath>
+          <m:r>
+            <m:rPr>
+              <m:scr m:val="double-struck"/>
+            </m:rPr>
+            <w:rPr>
+              <w:rFonts w:ascii="Cambria Math" w:hAnsi="Cambria Math"/>
+            </w:rPr>
+            <m:t>E</m:t>
+          </m:r>
+          <m:d>
+            <m:dPr>
+              <m:begChr m:val="["/>
+              <m:endChr m:val="]"/>
+              <m:ctrlPr>
+                <w:rPr>
+                  <w:rFonts w:ascii="Cambria Math" w:hAnsi="Cambria Math"/>
+                  <w:i/>
+                </w:rPr>
+              </m:ctrlPr>
+            </m:dPr>
+            <m:e>
+              <m:r>
+                <w:rPr>
+                  <w:rFonts w:ascii="Cambria Math" w:hAnsi="Cambria Math"/>
+                </w:rPr>
+                <m:t>f</m:t>
+              </m:r>
+              <m:d>
+                <m:dPr>
+                  <m:ctrlPr>
+                    <w:rPr>
+                      <w:rFonts w:ascii="Cambria Math" w:hAnsi="Cambria Math"/>
+                      <w:i/>
+                    </w:rPr>
+                  </m:ctrlPr>
+                </m:dPr>
+                <m:e>
+                  <m:r>
+                    <w:rPr>
+                      <w:rFonts w:ascii="Cambria Math" w:hAnsi="Cambria Math"/>
+                    </w:rPr>
+                    <m:t>x,y</m:t>
+                  </m:r>
+                </m:e>
+              </m:d>
+            </m:e>
+          </m:d>
+          <m:r>
+            <w:rPr>
+              <w:rFonts w:ascii="Cambria Math" w:hAnsi="Cambria Math"/>
+            </w:rPr>
+            <m:t>=</m:t>
+          </m:r>
+          <m:nary>
+            <m:naryPr>
+              <m:chr m:val="∑"/>
+              <m:supHide m:val="1"/>
+              <m:ctrlPr>
+                <w:rPr>
+                  <w:rFonts w:ascii="Cambria Math" w:hAnsi="Cambria Math"/>
+                  <w:i/>
+                </w:rPr>
+              </m:ctrlPr>
+            </m:naryPr>
+            <m:sub>
+              <m:r>
+                <w:rPr>
+                  <w:rFonts w:ascii="Cambria Math" w:hAnsi="Cambria Math"/>
+                </w:rPr>
+                <m:t>x∈</m:t>
+              </m:r>
+              <m:d>
+                <m:dPr>
+                  <m:begChr m:val="{"/>
+                  <m:endChr m:val="}"/>
+                  <m:ctrlPr>
+                    <w:rPr>
+                      <w:rFonts w:ascii="Cambria Math" w:hAnsi="Cambria Math"/>
+                      <w:i/>
+                    </w:rPr>
+                  </m:ctrlPr>
+                </m:dPr>
+                <m:e>
+                  <m:r>
+                    <w:rPr>
+                      <w:rFonts w:ascii="Cambria Math" w:hAnsi="Cambria Math"/>
+                    </w:rPr>
+                    <m:t>1,2</m:t>
+                  </m:r>
+                </m:e>
+              </m:d>
+            </m:sub>
+            <m:sup/>
+            <m:e>
+              <m:nary>
+                <m:naryPr>
+                  <m:limLoc m:val="subSup"/>
+                  <m:ctrlPr>
+                    <w:rPr>
+                      <w:rFonts w:ascii="Cambria Math" w:hAnsi="Cambria Math"/>
+                      <w:i/>
+                    </w:rPr>
+                  </m:ctrlPr>
+                </m:naryPr>
+                <m:sub>
+                  <m:r>
+                    <w:rPr>
+                      <w:rFonts w:ascii="Cambria Math" w:hAnsi="Cambria Math"/>
+                    </w:rPr>
+                    <m:t>0</m:t>
+                  </m:r>
+                </m:sub>
+                <m:sup>
+                  <m:r>
+                    <w:rPr>
+                      <w:rFonts w:ascii="Cambria Math" w:hAnsi="Cambria Math"/>
+                    </w:rPr>
+                    <m:t>1</m:t>
+                  </m:r>
+                </m:sup>
+                <m:e>
+                  <m:r>
+                    <w:rPr>
+                      <w:rFonts w:ascii="Cambria Math" w:hAnsi="Cambria Math"/>
+                    </w:rPr>
+                    <m:t>f</m:t>
+                  </m:r>
+                  <m:d>
+                    <m:dPr>
+                      <m:ctrlPr>
+                        <w:rPr>
+                          <w:rFonts w:ascii="Cambria Math" w:hAnsi="Cambria Math"/>
+                          <w:i/>
+                        </w:rPr>
+                      </m:ctrlPr>
+                    </m:dPr>
+                    <m:e>
+                      <m:r>
+                        <w:rPr>
+                          <w:rFonts w:ascii="Cambria Math" w:hAnsi="Cambria Math"/>
+                        </w:rPr>
+                        <m:t>x,y</m:t>
+                      </m:r>
+                    </m:e>
+                  </m:d>
+                  <m:r>
+                    <w:rPr>
+                      <w:rFonts w:ascii="Cambria Math" w:hAnsi="Cambria Math"/>
+                    </w:rPr>
+                    <m:t>·p</m:t>
+                  </m:r>
+                  <m:d>
+                    <m:dPr>
+                      <m:ctrlPr>
+                        <w:rPr>
+                          <w:rFonts w:ascii="Cambria Math" w:hAnsi="Cambria Math"/>
+                          <w:i/>
+                        </w:rPr>
+                      </m:ctrlPr>
+                    </m:dPr>
+                    <m:e>
+                      <m:r>
+                        <w:rPr>
+                          <w:rFonts w:ascii="Cambria Math" w:hAnsi="Cambria Math"/>
+                        </w:rPr>
+                        <m:t>x,y</m:t>
+                      </m:r>
+                    </m:e>
+                  </m:d>
+                </m:e>
+              </m:nary>
+            </m:e>
+          </m:nary>
+        </m:oMath>
+      </m:oMathPara>
+    </w:p>
+    <w:p>
+      <w:pPr>
+        <w:rPr>
+          <w:rFonts w:eastAsiaTheme="minorEastAsia"/>
+        </w:rPr>
+      </w:pPr>
+      <w:r>
+        <w:rPr>
+          <w:rFonts w:eastAsiaTheme="minorEastAsia"/>
+        </w:rPr>
+        <w:t>Not the same as:</w:t>
+      </w:r>
+    </w:p>
+    <w:p>
+      <w:pPr>
+        <w:rPr>
+          <w:rFonts w:eastAsiaTheme="minorEastAsia"/>
+        </w:rPr>
+      </w:pPr>
+      <m:oMathPara>
+        <m:oMath>
+          <m:r>
+            <w:rPr>
+              <w:rFonts w:ascii="Cambria Math" w:eastAsiaTheme="minorEastAsia" w:hAnsi="Cambria Math"/>
+            </w:rPr>
+            <m:t>f(</m:t>
+          </m:r>
+          <m:r>
+            <m:rPr>
+              <m:scr m:val="double-struck"/>
+            </m:rPr>
+            <w:rPr>
+              <w:rFonts w:ascii="Cambria Math" w:eastAsiaTheme="minorEastAsia" w:hAnsi="Cambria Math"/>
+            </w:rPr>
+            <m:t>E</m:t>
+          </m:r>
+          <m:d>
+            <m:dPr>
+              <m:begChr m:val="["/>
+              <m:endChr m:val="]"/>
+              <m:ctrlPr>
+                <w:rPr>
+                  <w:rFonts w:ascii="Cambria Math" w:eastAsiaTheme="minorEastAsia" w:hAnsi="Cambria Math"/>
+                  <w:i/>
+                </w:rPr>
+              </m:ctrlPr>
+            </m:dPr>
+            <m:e>
+              <m:r>
+                <w:rPr>
+                  <w:rFonts w:ascii="Cambria Math" w:eastAsiaTheme="minorEastAsia" w:hAnsi="Cambria Math"/>
+                </w:rPr>
+                <m:t>X</m:t>
+              </m:r>
+            </m:e>
+          </m:d>
+          <m:r>
+            <m:rPr>
+              <m:scr m:val="double-struck"/>
+            </m:rPr>
+            <w:rPr>
+              <w:rFonts w:ascii="Cambria Math" w:eastAsiaTheme="minorEastAsia" w:hAnsi="Cambria Math"/>
+            </w:rPr>
+            <m:t>,E</m:t>
+          </m:r>
+          <m:d>
+            <m:dPr>
+              <m:begChr m:val="["/>
+              <m:endChr m:val="]"/>
+              <m:ctrlPr>
+                <w:rPr>
+                  <w:rFonts w:ascii="Cambria Math" w:eastAsiaTheme="minorEastAsia" w:hAnsi="Cambria Math"/>
+                  <w:i/>
+                </w:rPr>
+              </m:ctrlPr>
+            </m:dPr>
+            <m:e>
+              <m:r>
+                <w:rPr>
+                  <w:rFonts w:ascii="Cambria Math" w:eastAsiaTheme="minorEastAsia" w:hAnsi="Cambria Math"/>
+                </w:rPr>
+                <m:t>Y</m:t>
+              </m:r>
+            </m:e>
+          </m:d>
+          <m:r>
+            <w:rPr>
+              <w:rFonts w:ascii="Cambria Math" w:eastAsiaTheme="minorEastAsia" w:hAnsi="Cambria Math"/>
+            </w:rPr>
+            <m:t>)</m:t>
+          </m:r>
+        </m:oMath>
+      </m:oMathPara>
+    </w:p>
+    <w:p>
+      <w:pPr>
+        <w:rPr>
+          <w:rFonts w:eastAsiaTheme="minorEastAsia"/>
+        </w:rPr>
+      </w:pPr>
+      <w:r>
+        <w:rPr>
+          <w:rFonts w:eastAsiaTheme="minorEastAsia"/>
+        </w:rPr>
+        <w:t>LOGIT-chat</w:t>
+      </w:r>
+    </w:p>
+    <w:p>
+      <w:pPr>
+        <w:rPr>
+          <w:rFonts w:eastAsiaTheme="minorEastAsia"/>
+        </w:rPr>
+      </w:pPr>
+      <w:r>
+        <w:rPr>
+          <w:rFonts w:eastAsiaTheme="minorEastAsia"/>
+        </w:rPr>
+        <w:t>Imagine a discrete choice over 0 and 1:</w:t>
+      </w:r>
+    </w:p>
+    <w:p>
+      <w:pPr>
+        <w:rPr>
+          <w:rFonts w:eastAsiaTheme="minorEastAsia"/>
+        </w:rPr>
+      </w:pPr>
+      <m:oMathPara>
+        <m:oMath>
+          <m:sSub>
+            <m:sSubPr>
+              <m:ctrlPr>
+                <w:rPr>
+                  <w:rFonts w:ascii="Cambria Math" w:eastAsiaTheme="minorEastAsia" w:hAnsi="Cambria Math"/>
+                  <w:i/>
+                </w:rPr>
+              </m:ctrlPr>
+            </m:sSubPr>
+            <m:e>
+              <m:r>
+                <w:rPr>
+                  <w:rFonts w:ascii="Cambria Math" w:eastAsiaTheme="minorEastAsia" w:hAnsi="Cambria Math"/>
+                </w:rPr>
+                <m:t>V</m:t>
+              </m:r>
+            </m:e>
+            <m:sub>
+              <m:r>
+                <w:rPr>
+                  <w:rFonts w:ascii="Cambria Math" w:eastAsiaTheme="minorEastAsia" w:hAnsi="Cambria Math"/>
+                </w:rPr>
+                <m:t>t</m:t>
+              </m:r>
+            </m:sub>
+          </m:sSub>
+          <m:d>
+            <m:dPr>
+              <m:ctrlPr>
+                <w:rPr>
+                  <w:rFonts w:ascii="Cambria Math" w:eastAsiaTheme="minorEastAsia" w:hAnsi="Cambria Math"/>
+                  <w:i/>
+                </w:rPr>
+              </m:ctrlPr>
+            </m:dPr>
+            <m:e>
+              <m:sSub>
+                <m:sSubPr>
+                  <m:ctrlPr>
+                    <w:rPr>
+                      <w:rFonts w:ascii="Cambria Math" w:eastAsiaTheme="minorEastAsia" w:hAnsi="Cambria Math"/>
+                      <w:i/>
+                    </w:rPr>
+                  </m:ctrlPr>
+                </m:sSubPr>
+                <m:e>
+                  <m:r>
+                    <w:rPr>
+                      <w:rFonts w:ascii="Cambria Math" w:eastAsiaTheme="minorEastAsia" w:hAnsi="Cambria Math"/>
+                    </w:rPr>
+                    <m:t>S</m:t>
+                  </m:r>
+                </m:e>
+                <m:sub>
+                  <m:r>
+                    <w:rPr>
+                      <w:rFonts w:ascii="Cambria Math" w:eastAsiaTheme="minorEastAsia" w:hAnsi="Cambria Math"/>
+                    </w:rPr>
+                    <m:t>t</m:t>
+                  </m:r>
+                </m:sub>
+              </m:sSub>
+              <m:r>
+                <w:rPr>
+                  <w:rFonts w:ascii="Cambria Math" w:eastAsiaTheme="minorEastAsia" w:hAnsi="Cambria Math"/>
+                </w:rPr>
+                <m:t>,</m:t>
+              </m:r>
+              <m:sSubSup>
+                <m:sSubSupPr>
+                  <m:ctrlPr>
+                    <w:rPr>
+                      <w:rFonts w:ascii="Cambria Math" w:eastAsiaTheme="minorEastAsia" w:hAnsi="Cambria Math"/>
+                      <w:i/>
+                    </w:rPr>
+                  </m:ctrlPr>
+                </m:sSubSupPr>
+                <m:e>
+                  <m:r>
+                    <w:rPr>
+                      <w:rFonts w:ascii="Cambria Math" w:eastAsiaTheme="minorEastAsia" w:hAnsi="Cambria Math"/>
+                    </w:rPr>
+                    <m:t>ϵ</m:t>
+                  </m:r>
+                </m:e>
+                <m:sub>
+                  <m:r>
+                    <w:rPr>
+                      <w:rFonts w:ascii="Cambria Math" w:eastAsiaTheme="minorEastAsia" w:hAnsi="Cambria Math"/>
+                    </w:rPr>
+                    <m:t>t</m:t>
+                  </m:r>
+                </m:sub>
+                <m:sup>
+                  <m:r>
+                    <w:rPr>
+                      <w:rFonts w:ascii="Cambria Math" w:eastAsiaTheme="minorEastAsia" w:hAnsi="Cambria Math"/>
+                    </w:rPr>
+                    <m:t>0</m:t>
+                  </m:r>
+                </m:sup>
+              </m:sSubSup>
+              <m:r>
+                <w:rPr>
+                  <w:rFonts w:ascii="Cambria Math" w:eastAsiaTheme="minorEastAsia" w:hAnsi="Cambria Math"/>
+                </w:rPr>
+                <m:t>,</m:t>
+              </m:r>
+              <m:sSubSup>
+                <m:sSubSupPr>
+                  <m:ctrlPr>
+                    <w:rPr>
+                      <w:rFonts w:ascii="Cambria Math" w:eastAsiaTheme="minorEastAsia" w:hAnsi="Cambria Math"/>
+                      <w:i/>
+                    </w:rPr>
+                  </m:ctrlPr>
+                </m:sSubSupPr>
+                <m:e>
+                  <m:r>
+                    <w:rPr>
+                      <w:rFonts w:ascii="Cambria Math" w:eastAsiaTheme="minorEastAsia" w:hAnsi="Cambria Math"/>
+                    </w:rPr>
+                    <m:t>ϵ</m:t>
+                  </m:r>
+                </m:e>
+                <m:sub>
+                  <m:r>
+                    <w:rPr>
+                      <w:rFonts w:ascii="Cambria Math" w:eastAsiaTheme="minorEastAsia" w:hAnsi="Cambria Math"/>
+                    </w:rPr>
+                    <m:t>t</m:t>
+                  </m:r>
+                </m:sub>
+                <m:sup>
+                  <m:r>
+                    <w:rPr>
+                      <w:rFonts w:ascii="Cambria Math" w:eastAsiaTheme="minorEastAsia" w:hAnsi="Cambria Math"/>
+                    </w:rPr>
+                    <m:t>1</m:t>
+                  </m:r>
+                </m:sup>
+              </m:sSubSup>
+            </m:e>
+          </m:d>
+          <m:r>
+            <w:rPr>
+              <w:rFonts w:ascii="Cambria Math" w:eastAsiaTheme="minorEastAsia" w:hAnsi="Cambria Math"/>
+            </w:rPr>
+            <m:t>=</m:t>
+          </m:r>
+          <m:func>
+            <m:funcPr>
+              <m:ctrlPr>
+                <w:rPr>
+                  <w:rFonts w:ascii="Cambria Math" w:eastAsiaTheme="minorEastAsia" w:hAnsi="Cambria Math"/>
+                  <w:i/>
+                </w:rPr>
+              </m:ctrlPr>
+            </m:funcPr>
+            <m:fName>
+              <m:r>
+                <m:rPr>
+                  <m:sty m:val="p"/>
+                </m:rPr>
+                <w:rPr>
+                  <w:rFonts w:ascii="Cambria Math" w:eastAsiaTheme="minorEastAsia" w:hAnsi="Cambria Math"/>
+                </w:rPr>
+                <m:t>max</m:t>
+              </m:r>
+            </m:fName>
+            <m:e>
+              <m:r>
+                <w:rPr>
+                  <w:rFonts w:ascii="Cambria Math" w:eastAsiaTheme="minorEastAsia" w:hAnsi="Cambria Math"/>
+                </w:rPr>
+                <m:t>{</m:t>
+              </m:r>
+              <m:sSubSup>
+                <m:sSubSupPr>
+                  <m:ctrlPr>
+                    <w:rPr>
+                      <w:rFonts w:ascii="Cambria Math" w:eastAsiaTheme="minorEastAsia" w:hAnsi="Cambria Math"/>
+                      <w:i/>
+                    </w:rPr>
+                  </m:ctrlPr>
+                </m:sSubSupPr>
+                <m:e>
+                  <m:r>
+                    <w:rPr>
+                      <w:rFonts w:ascii="Cambria Math" w:eastAsiaTheme="minorEastAsia" w:hAnsi="Cambria Math"/>
+                    </w:rPr>
+                    <m:t>v</m:t>
+                  </m:r>
+                </m:e>
+                <m:sub>
+                  <m:r>
+                    <w:rPr>
+                      <w:rFonts w:ascii="Cambria Math" w:eastAsiaTheme="minorEastAsia" w:hAnsi="Cambria Math"/>
+                    </w:rPr>
+                    <m:t>t</m:t>
+                  </m:r>
+                </m:sub>
+                <m:sup>
+                  <m:r>
+                    <w:rPr>
+                      <w:rFonts w:ascii="Cambria Math" w:eastAsiaTheme="minorEastAsia" w:hAnsi="Cambria Math"/>
+                    </w:rPr>
+                    <m:t>0</m:t>
+                  </m:r>
+                </m:sup>
+              </m:sSubSup>
+              <m:r>
+                <w:rPr>
+                  <w:rFonts w:ascii="Cambria Math" w:eastAsiaTheme="minorEastAsia" w:hAnsi="Cambria Math"/>
+                </w:rPr>
+                <m:t>+</m:t>
+              </m:r>
+            </m:e>
+          </m:func>
+          <m:sSubSup>
+            <m:sSubSupPr>
+              <m:ctrlPr>
+                <w:rPr>
+                  <w:rFonts w:ascii="Cambria Math" w:eastAsiaTheme="minorEastAsia" w:hAnsi="Cambria Math"/>
+                  <w:i/>
+                </w:rPr>
+              </m:ctrlPr>
+            </m:sSubSupPr>
+            <m:e>
+              <m:r>
+                <w:rPr>
+                  <w:rFonts w:ascii="Cambria Math" w:eastAsiaTheme="minorEastAsia" w:hAnsi="Cambria Math"/>
+                </w:rPr>
+                <m:t>ϵ</m:t>
+              </m:r>
+            </m:e>
+            <m:sub>
+              <m:r>
+                <w:rPr>
+                  <w:rFonts w:ascii="Cambria Math" w:eastAsiaTheme="minorEastAsia" w:hAnsi="Cambria Math"/>
+                </w:rPr>
+                <m:t>t</m:t>
+              </m:r>
+            </m:sub>
+            <m:sup>
+              <m:r>
+                <w:rPr>
+                  <w:rFonts w:ascii="Cambria Math" w:eastAsiaTheme="minorEastAsia" w:hAnsi="Cambria Math"/>
+                </w:rPr>
+                <m:t>0</m:t>
+              </m:r>
+            </m:sup>
+          </m:sSubSup>
+          <m:r>
+            <w:rPr>
+              <w:rFonts w:ascii="Cambria Math" w:eastAsiaTheme="minorEastAsia" w:hAnsi="Cambria Math"/>
+            </w:rPr>
+            <m:t>,</m:t>
+          </m:r>
+          <m:sSubSup>
+            <m:sSubSupPr>
+              <m:ctrlPr>
+                <w:rPr>
+                  <w:rFonts w:ascii="Cambria Math" w:eastAsiaTheme="minorEastAsia" w:hAnsi="Cambria Math"/>
+                  <w:i/>
+                </w:rPr>
+              </m:ctrlPr>
+            </m:sSubSupPr>
+            <m:e>
+              <m:r>
+                <w:rPr>
+                  <w:rFonts w:ascii="Cambria Math" w:eastAsiaTheme="minorEastAsia" w:hAnsi="Cambria Math"/>
+                </w:rPr>
+                <m:t>v</m:t>
+              </m:r>
+            </m:e>
+            <m:sub>
+              <m:r>
+                <w:rPr>
+                  <w:rFonts w:ascii="Cambria Math" w:eastAsiaTheme="minorEastAsia" w:hAnsi="Cambria Math"/>
+                </w:rPr>
+                <m:t>t</m:t>
+              </m:r>
+            </m:sub>
+            <m:sup>
+              <m:r>
+                <w:rPr>
+                  <w:rFonts w:ascii="Cambria Math" w:eastAsiaTheme="minorEastAsia" w:hAnsi="Cambria Math"/>
+                </w:rPr>
+                <m:t>1</m:t>
+              </m:r>
+            </m:sup>
+          </m:sSubSup>
+          <m:r>
+            <w:rPr>
+              <w:rFonts w:ascii="Cambria Math" w:eastAsiaTheme="minorEastAsia" w:hAnsi="Cambria Math"/>
+            </w:rPr>
+            <m:t>+</m:t>
+          </m:r>
+          <m:sSubSup>
+            <m:sSubSupPr>
+              <m:ctrlPr>
+                <w:rPr>
+                  <w:rFonts w:ascii="Cambria Math" w:eastAsiaTheme="minorEastAsia" w:hAnsi="Cambria Math"/>
+                  <w:i/>
+                </w:rPr>
+              </m:ctrlPr>
+            </m:sSubSupPr>
+            <m:e>
+              <m:r>
+                <w:rPr>
+                  <w:rFonts w:ascii="Cambria Math" w:eastAsiaTheme="minorEastAsia" w:hAnsi="Cambria Math"/>
+                </w:rPr>
+                <m:t>ϵ</m:t>
+              </m:r>
+            </m:e>
+            <m:sub>
+              <m:r>
+                <w:rPr>
+                  <w:rFonts w:ascii="Cambria Math" w:eastAsiaTheme="minorEastAsia" w:hAnsi="Cambria Math"/>
+                </w:rPr>
+                <m:t>t</m:t>
+              </m:r>
+            </m:sub>
+            <m:sup>
+              <m:r>
+                <w:rPr>
+                  <w:rFonts w:ascii="Cambria Math" w:eastAsiaTheme="minorEastAsia" w:hAnsi="Cambria Math"/>
+                </w:rPr>
+                <m:t>1</m:t>
+              </m:r>
+            </m:sup>
+          </m:sSubSup>
+          <m:r>
+            <w:rPr>
+              <w:rFonts w:ascii="Cambria Math" w:eastAsiaTheme="minorEastAsia" w:hAnsi="Cambria Math"/>
+            </w:rPr>
+            <m:t xml:space="preserve">} </m:t>
+          </m:r>
+        </m:oMath>
+      </m:oMathPara>
+    </w:p>
+    <w:p>
+      <w:pPr>
+        <w:rPr>
+          <w:rFonts w:eastAsiaTheme="minorEastAsia"/>
+        </w:rPr>
+      </w:pPr>
+      <w:r>
+        <w:rPr>
+          <w:rFonts w:eastAsiaTheme="minorEastAsia"/>
+        </w:rPr>
+        <w:t xml:space="preserve">Where </w:t>
+      </w:r>
+      <m:oMath>
+        <m:sSubSup>
+          <m:sSubSupPr>
+            <m:ctrlPr>
+              <w:rPr>
+                <w:rFonts w:ascii="Cambria Math" w:eastAsiaTheme="minorEastAsia" w:hAnsi="Cambria Math"/>
+                <w:i/>
+              </w:rPr>
+            </m:ctrlPr>
+          </m:sSubSupPr>
+          <m:e>
+            <m:r>
+              <w:rPr>
+                <w:rFonts w:ascii="Cambria Math" w:eastAsiaTheme="minorEastAsia" w:hAnsi="Cambria Math"/>
+              </w:rPr>
+              <m:t>ϵ</m:t>
+            </m:r>
+          </m:e>
+          <m:sub>
+            <m:r>
+              <w:rPr>
+                <w:rFonts w:ascii="Cambria Math" w:eastAsiaTheme="minorEastAsia" w:hAnsi="Cambria Math"/>
+              </w:rPr>
+              <m:t>t</m:t>
+            </m:r>
+          </m:sub>
+          <m:sup>
+            <m:r>
+              <w:rPr>
+                <w:rFonts w:ascii="Cambria Math" w:eastAsiaTheme="minorEastAsia" w:hAnsi="Cambria Math"/>
+              </w:rPr>
+              <m:t>0</m:t>
+            </m:r>
+          </m:sup>
+        </m:sSubSup>
+        <m:r>
+          <w:rPr>
+            <w:rFonts w:ascii="Cambria Math" w:eastAsiaTheme="minorEastAsia" w:hAnsi="Cambria Math"/>
+          </w:rPr>
+          <m:t>,</m:t>
+        </m:r>
+        <m:sSubSup>
+          <m:sSubSupPr>
+            <m:ctrlPr>
+              <w:rPr>
+                <w:rFonts w:ascii="Cambria Math" w:eastAsiaTheme="minorEastAsia" w:hAnsi="Cambria Math"/>
+                <w:i/>
+              </w:rPr>
+            </m:ctrlPr>
+          </m:sSubSupPr>
+          <m:e>
+            <m:r>
+              <w:rPr>
+                <w:rFonts w:ascii="Cambria Math" w:eastAsiaTheme="minorEastAsia" w:hAnsi="Cambria Math"/>
+              </w:rPr>
+              <m:t>ϵ</m:t>
+            </m:r>
+          </m:e>
+          <m:sub>
+            <m:r>
+              <w:rPr>
+                <w:rFonts w:ascii="Cambria Math" w:eastAsiaTheme="minorEastAsia" w:hAnsi="Cambria Math"/>
+              </w:rPr>
+              <m:t>t</m:t>
+            </m:r>
+          </m:sub>
+          <m:sup>
+            <m:r>
+              <w:rPr>
+                <w:rFonts w:ascii="Cambria Math" w:eastAsiaTheme="minorEastAsia" w:hAnsi="Cambria Math"/>
+              </w:rPr>
+              <m:t>1</m:t>
+            </m:r>
+          </m:sup>
+        </m:sSubSup>
+      </m:oMath>
+      <w:r>
+        <w:rPr>
+          <w:rFonts w:eastAsiaTheme="minorEastAsia"/>
+        </w:rPr>
+        <w:t xml:space="preserve"> are additive taste-shocks. These are observed by the agent in period </w:t>
+      </w:r>
+      <m:oMath>
+        <m:r>
+          <w:rPr>
+            <w:rFonts w:ascii="Cambria Math" w:eastAsiaTheme="minorEastAsia" w:hAnsi="Cambria Math"/>
+          </w:rPr>
+          <m:t>t</m:t>
+        </m:r>
+      </m:oMath>
+      <w:r>
+        <w:rPr>
+          <w:rFonts w:eastAsiaTheme="minorEastAsia"/>
+        </w:rPr>
+        <w:t xml:space="preserve"> but we need to calculate:</w:t>
+      </w:r>
+    </w:p>
+    <w:p>
+      <w:pPr>
+        <w:rPr>
+          <w:rFonts w:eastAsiaTheme="minorEastAsia"/>
+        </w:rPr>
+      </w:pPr>
+      <m:oMathPara>
+        <m:oMath>
+          <m:r>
+            <m:rPr>
+              <m:scr m:val="double-struck"/>
+            </m:rPr>
+            <w:rPr>
+              <w:rFonts w:ascii="Cambria Math" w:eastAsiaTheme="minorEastAsia" w:hAnsi="Cambria Math"/>
+            </w:rPr>
+            <m:t>E</m:t>
+          </m:r>
+          <m:d>
+            <m:dPr>
+              <m:begChr m:val="["/>
+              <m:endChr m:val="]"/>
+              <m:ctrlPr>
+                <w:rPr>
+                  <w:rFonts w:ascii="Cambria Math" w:eastAsiaTheme="minorEastAsia" w:hAnsi="Cambria Math"/>
+                  <w:i/>
+                </w:rPr>
+              </m:ctrlPr>
+            </m:dPr>
+            <m:e>
+              <m:sSub>
+                <m:sSubPr>
+                  <m:ctrlPr>
+                    <w:rPr>
+                      <w:rFonts w:ascii="Cambria Math" w:eastAsiaTheme="minorEastAsia" w:hAnsi="Cambria Math"/>
+                      <w:i/>
+                    </w:rPr>
+                  </m:ctrlPr>
+                </m:sSubPr>
+                <m:e>
+                  <m:r>
+                    <w:rPr>
+                      <w:rFonts w:ascii="Cambria Math" w:eastAsiaTheme="minorEastAsia" w:hAnsi="Cambria Math"/>
+                    </w:rPr>
+                    <m:t>V</m:t>
+                  </m:r>
+                </m:e>
+                <m:sub>
+                  <m:r>
+                    <w:rPr>
+                      <w:rFonts w:ascii="Cambria Math" w:eastAsiaTheme="minorEastAsia" w:hAnsi="Cambria Math"/>
+                    </w:rPr>
+                    <m:t>t+1</m:t>
+                  </m:r>
+                </m:sub>
+              </m:sSub>
+              <m:d>
+                <m:dPr>
+                  <m:ctrlPr>
+                    <w:rPr>
+                      <w:rFonts w:ascii="Cambria Math" w:eastAsiaTheme="minorEastAsia" w:hAnsi="Cambria Math"/>
+                      <w:i/>
+                    </w:rPr>
+                  </m:ctrlPr>
+                </m:dPr>
+                <m:e>
+                  <m:sSub>
+                    <m:sSubPr>
+                      <m:ctrlPr>
+                        <w:rPr>
+                          <w:rFonts w:ascii="Cambria Math" w:eastAsiaTheme="minorEastAsia" w:hAnsi="Cambria Math"/>
+                          <w:i/>
+                        </w:rPr>
+                      </m:ctrlPr>
+                    </m:sSubPr>
+                    <m:e>
+                      <m:r>
+                        <w:rPr>
+                          <w:rFonts w:ascii="Cambria Math" w:eastAsiaTheme="minorEastAsia" w:hAnsi="Cambria Math"/>
+                        </w:rPr>
+                        <m:t>S</m:t>
+                      </m:r>
+                    </m:e>
+                    <m:sub>
+                      <m:r>
+                        <w:rPr>
+                          <w:rFonts w:ascii="Cambria Math" w:eastAsiaTheme="minorEastAsia" w:hAnsi="Cambria Math"/>
+                        </w:rPr>
+                        <m:t>t+1</m:t>
+                      </m:r>
+                    </m:sub>
+                  </m:sSub>
+                  <m:r>
+                    <w:rPr>
+                      <w:rFonts w:ascii="Cambria Math" w:eastAsiaTheme="minorEastAsia" w:hAnsi="Cambria Math"/>
+                    </w:rPr>
+                    <m:t>,</m:t>
+                  </m:r>
+                  <m:sSubSup>
+                    <m:sSubSupPr>
+                      <m:ctrlPr>
+                        <w:rPr>
+                          <w:rFonts w:ascii="Cambria Math" w:eastAsiaTheme="minorEastAsia" w:hAnsi="Cambria Math"/>
+                          <w:i/>
+                        </w:rPr>
+                      </m:ctrlPr>
+                    </m:sSubSupPr>
+                    <m:e>
+                      <m:r>
+                        <w:rPr>
+                          <w:rFonts w:ascii="Cambria Math" w:eastAsiaTheme="minorEastAsia" w:hAnsi="Cambria Math"/>
+                        </w:rPr>
+                        <m:t>ϵ</m:t>
+                      </m:r>
+                    </m:e>
+                    <m:sub>
+                      <m:r>
+                        <w:rPr>
+                          <w:rFonts w:ascii="Cambria Math" w:eastAsiaTheme="minorEastAsia" w:hAnsi="Cambria Math"/>
+                        </w:rPr>
+                        <m:t>t</m:t>
+                      </m:r>
+                      <m:r>
+                        <w:rPr>
+                          <w:rFonts w:ascii="Cambria Math" w:eastAsiaTheme="minorEastAsia" w:hAnsi="Cambria Math"/>
+                        </w:rPr>
+                        <m:t>+1</m:t>
+                      </m:r>
+                    </m:sub>
+                    <m:sup>
+                      <m:r>
+                        <w:rPr>
+                          <w:rFonts w:ascii="Cambria Math" w:eastAsiaTheme="minorEastAsia" w:hAnsi="Cambria Math"/>
+                        </w:rPr>
+                        <m:t>0</m:t>
+                      </m:r>
+                    </m:sup>
+                  </m:sSubSup>
+                  <m:r>
+                    <w:rPr>
+                      <w:rFonts w:ascii="Cambria Math" w:eastAsiaTheme="minorEastAsia" w:hAnsi="Cambria Math"/>
+                    </w:rPr>
+                    <m:t>,</m:t>
+                  </m:r>
+                  <m:sSubSup>
+                    <m:sSubSupPr>
+                      <m:ctrlPr>
+                        <w:rPr>
+                          <w:rFonts w:ascii="Cambria Math" w:eastAsiaTheme="minorEastAsia" w:hAnsi="Cambria Math"/>
+                          <w:i/>
+                        </w:rPr>
+                      </m:ctrlPr>
+                    </m:sSubSupPr>
+                    <m:e>
+                      <m:r>
+                        <w:rPr>
+                          <w:rFonts w:ascii="Cambria Math" w:eastAsiaTheme="minorEastAsia" w:hAnsi="Cambria Math"/>
+                        </w:rPr>
+                        <m:t>ϵ</m:t>
+                      </m:r>
+                    </m:e>
+                    <m:sub>
+                      <m:r>
+                        <w:rPr>
+                          <w:rFonts w:ascii="Cambria Math" w:eastAsiaTheme="minorEastAsia" w:hAnsi="Cambria Math"/>
+                        </w:rPr>
+                        <m:t>t</m:t>
+                      </m:r>
+                      <m:r>
+                        <w:rPr>
+                          <w:rFonts w:ascii="Cambria Math" w:eastAsiaTheme="minorEastAsia" w:hAnsi="Cambria Math"/>
+                        </w:rPr>
+                        <m:t>+1</m:t>
+                      </m:r>
+                    </m:sub>
+                    <m:sup>
+                      <m:r>
+                        <w:rPr>
+                          <w:rFonts w:ascii="Cambria Math" w:eastAsiaTheme="minorEastAsia" w:hAnsi="Cambria Math"/>
+                        </w:rPr>
+                        <m:t>1</m:t>
+                      </m:r>
+                    </m:sup>
+                  </m:sSubSup>
+                </m:e>
+              </m:d>
+            </m:e>
+          </m:d>
+          <m:r>
+            <w:rPr>
+              <w:rFonts w:ascii="Cambria Math" w:eastAsiaTheme="minorEastAsia" w:hAnsi="Cambria Math"/>
+            </w:rPr>
+            <m:t>=</m:t>
+          </m:r>
+          <m:nary>
+            <m:naryPr>
+              <m:limLoc m:val="subSup"/>
+              <m:ctrlPr>
+                <w:rPr>
+                  <w:rFonts w:ascii="Cambria Math" w:eastAsiaTheme="minorEastAsia" w:hAnsi="Cambria Math"/>
+                  <w:i/>
+                </w:rPr>
+              </m:ctrlPr>
+            </m:naryPr>
+            <m:sub>
+              <m:r>
+                <w:rPr>
+                  <w:rFonts w:ascii="Cambria Math" w:eastAsiaTheme="minorEastAsia" w:hAnsi="Cambria Math"/>
+                </w:rPr>
+                <m:t>-</m:t>
+              </m:r>
+              <m:r>
+                <w:rPr>
+                  <w:rFonts w:ascii="Cambria Math" w:eastAsiaTheme="minorEastAsia" w:hAnsi="Cambria Math"/>
+                </w:rPr>
+                <m:t>∞</m:t>
+              </m:r>
+            </m:sub>
+            <m:sup>
+              <m:r>
+                <w:rPr>
+                  <w:rFonts w:ascii="Cambria Math" w:eastAsiaTheme="minorEastAsia" w:hAnsi="Cambria Math"/>
+                </w:rPr>
+                <m:t>∞</m:t>
+              </m:r>
+            </m:sup>
+            <m:e>
+              <m:nary>
+                <m:naryPr>
+                  <m:limLoc m:val="subSup"/>
+                  <m:ctrlPr>
+                    <w:rPr>
+                      <w:rFonts w:ascii="Cambria Math" w:eastAsiaTheme="minorEastAsia" w:hAnsi="Cambria Math"/>
+                      <w:i/>
+                    </w:rPr>
+                  </m:ctrlPr>
+                </m:naryPr>
+                <m:sub>
+                  <m:r>
+                    <w:rPr>
+                      <w:rFonts w:ascii="Cambria Math" w:eastAsiaTheme="minorEastAsia" w:hAnsi="Cambria Math"/>
+                    </w:rPr>
+                    <m:t>-∞</m:t>
+                  </m:r>
+                </m:sub>
+                <m:sup>
+                  <m:r>
+                    <w:rPr>
+                      <w:rFonts w:ascii="Cambria Math" w:eastAsiaTheme="minorEastAsia" w:hAnsi="Cambria Math"/>
+                    </w:rPr>
+                    <m:t>∞</m:t>
+                  </m:r>
+                </m:sup>
+                <m:e>
+                  <m:func>
+                    <m:funcPr>
+                      <m:ctrlPr>
+                        <w:rPr>
+                          <w:rFonts w:ascii="Cambria Math" w:eastAsiaTheme="minorEastAsia" w:hAnsi="Cambria Math"/>
+                          <w:i/>
+                        </w:rPr>
+                      </m:ctrlPr>
+                    </m:funcPr>
+                    <m:fName>
+                      <m:r>
+                        <m:rPr>
+                          <m:sty m:val="p"/>
+                        </m:rPr>
+                        <w:rPr>
+                          <w:rFonts w:ascii="Cambria Math" w:eastAsiaTheme="minorEastAsia" w:hAnsi="Cambria Math"/>
+                        </w:rPr>
+                        <m:t>max</m:t>
+                      </m:r>
+                    </m:fName>
+                    <m:e>
+                      <m:r>
+                        <w:rPr>
+                          <w:rFonts w:ascii="Cambria Math" w:eastAsiaTheme="minorEastAsia" w:hAnsi="Cambria Math"/>
+                        </w:rPr>
+                        <m:t>{</m:t>
+                      </m:r>
+                      <m:sSubSup>
+                        <m:sSubSupPr>
+                          <m:ctrlPr>
+                            <w:rPr>
+                              <w:rFonts w:ascii="Cambria Math" w:eastAsiaTheme="minorEastAsia" w:hAnsi="Cambria Math"/>
+                              <w:i/>
+                            </w:rPr>
+                          </m:ctrlPr>
+                        </m:sSubSupPr>
+                        <m:e>
+                          <m:r>
+                            <w:rPr>
+                              <w:rFonts w:ascii="Cambria Math" w:eastAsiaTheme="minorEastAsia" w:hAnsi="Cambria Math"/>
+                            </w:rPr>
+                            <m:t>v</m:t>
+                          </m:r>
+                        </m:e>
+                        <m:sub>
+                          <m:r>
+                            <w:rPr>
+                              <w:rFonts w:ascii="Cambria Math" w:eastAsiaTheme="minorEastAsia" w:hAnsi="Cambria Math"/>
+                            </w:rPr>
+                            <m:t>t</m:t>
+                          </m:r>
+                        </m:sub>
+                        <m:sup>
+                          <m:r>
+                            <w:rPr>
+                              <w:rFonts w:ascii="Cambria Math" w:eastAsiaTheme="minorEastAsia" w:hAnsi="Cambria Math"/>
+                            </w:rPr>
+                            <m:t>0</m:t>
+                          </m:r>
+                        </m:sup>
+                      </m:sSubSup>
+                      <m:r>
+                        <w:rPr>
+                          <w:rFonts w:ascii="Cambria Math" w:eastAsiaTheme="minorEastAsia" w:hAnsi="Cambria Math"/>
+                        </w:rPr>
+                        <m:t>+</m:t>
+                      </m:r>
+                    </m:e>
+                  </m:func>
+                  <m:sSubSup>
+                    <m:sSubSupPr>
+                      <m:ctrlPr>
+                        <w:rPr>
+                          <w:rFonts w:ascii="Cambria Math" w:eastAsiaTheme="minorEastAsia" w:hAnsi="Cambria Math"/>
+                          <w:i/>
+                        </w:rPr>
+                      </m:ctrlPr>
+                    </m:sSubSupPr>
+                    <m:e>
+                      <m:r>
+                        <w:rPr>
+                          <w:rFonts w:ascii="Cambria Math" w:eastAsiaTheme="minorEastAsia" w:hAnsi="Cambria Math"/>
+                        </w:rPr>
+                        <m:t>ϵ</m:t>
+                      </m:r>
+                    </m:e>
+                    <m:sub>
+                      <m:r>
+                        <w:rPr>
+                          <w:rFonts w:ascii="Cambria Math" w:eastAsiaTheme="minorEastAsia" w:hAnsi="Cambria Math"/>
+                        </w:rPr>
+                        <m:t>t</m:t>
+                      </m:r>
+                    </m:sub>
+                    <m:sup>
+                      <m:r>
+                        <w:rPr>
+                          <w:rFonts w:ascii="Cambria Math" w:eastAsiaTheme="minorEastAsia" w:hAnsi="Cambria Math"/>
+                        </w:rPr>
+                        <m:t>0</m:t>
+                      </m:r>
+                    </m:sup>
+                  </m:sSubSup>
+                  <m:r>
+                    <w:rPr>
+                      <w:rFonts w:ascii="Cambria Math" w:eastAsiaTheme="minorEastAsia" w:hAnsi="Cambria Math"/>
+                    </w:rPr>
+                    <m:t>,</m:t>
+                  </m:r>
+                  <m:sSubSup>
+                    <m:sSubSupPr>
+                      <m:ctrlPr>
+                        <w:rPr>
+                          <w:rFonts w:ascii="Cambria Math" w:eastAsiaTheme="minorEastAsia" w:hAnsi="Cambria Math"/>
+                          <w:i/>
+                        </w:rPr>
+                      </m:ctrlPr>
+                    </m:sSubSupPr>
+                    <m:e>
+                      <m:r>
+                        <w:rPr>
+                          <w:rFonts w:ascii="Cambria Math" w:eastAsiaTheme="minorEastAsia" w:hAnsi="Cambria Math"/>
+                        </w:rPr>
+                        <m:t>v</m:t>
+                      </m:r>
+                    </m:e>
+                    <m:sub>
+                      <m:r>
+                        <w:rPr>
+                          <w:rFonts w:ascii="Cambria Math" w:eastAsiaTheme="minorEastAsia" w:hAnsi="Cambria Math"/>
+                        </w:rPr>
+                        <m:t>t</m:t>
+                      </m:r>
+                    </m:sub>
+                    <m:sup>
+                      <m:r>
+                        <w:rPr>
+                          <w:rFonts w:ascii="Cambria Math" w:eastAsiaTheme="minorEastAsia" w:hAnsi="Cambria Math"/>
+                        </w:rPr>
+                        <m:t>1</m:t>
+                      </m:r>
+                    </m:sup>
+                  </m:sSubSup>
+                  <m:r>
+                    <w:rPr>
+                      <w:rFonts w:ascii="Cambria Math" w:eastAsiaTheme="minorEastAsia" w:hAnsi="Cambria Math"/>
+                    </w:rPr>
+                    <m:t>+</m:t>
+                  </m:r>
+                  <m:sSubSup>
+                    <m:sSubSupPr>
+                      <m:ctrlPr>
+                        <w:rPr>
+                          <w:rFonts w:ascii="Cambria Math" w:eastAsiaTheme="minorEastAsia" w:hAnsi="Cambria Math"/>
+                          <w:i/>
+                        </w:rPr>
+                      </m:ctrlPr>
+                    </m:sSubSupPr>
+                    <m:e>
+                      <m:r>
+                        <w:rPr>
+                          <w:rFonts w:ascii="Cambria Math" w:eastAsiaTheme="minorEastAsia" w:hAnsi="Cambria Math"/>
+                        </w:rPr>
+                        <m:t>ϵ</m:t>
+                      </m:r>
+                    </m:e>
+                    <m:sub>
+                      <m:r>
+                        <w:rPr>
+                          <w:rFonts w:ascii="Cambria Math" w:eastAsiaTheme="minorEastAsia" w:hAnsi="Cambria Math"/>
+                        </w:rPr>
+                        <m:t>t</m:t>
+                      </m:r>
+                    </m:sub>
+                    <m:sup>
+                      <m:r>
+                        <w:rPr>
+                          <w:rFonts w:ascii="Cambria Math" w:eastAsiaTheme="minorEastAsia" w:hAnsi="Cambria Math"/>
+                        </w:rPr>
+                        <m:t>1</m:t>
+                      </m:r>
+                    </m:sup>
+                  </m:sSubSup>
+                  <m:r>
+                    <w:rPr>
+                      <w:rFonts w:ascii="Cambria Math" w:eastAsiaTheme="minorEastAsia" w:hAnsi="Cambria Math"/>
+                    </w:rPr>
+                    <m:t>}</m:t>
+                  </m:r>
+                  <m:r>
+                    <w:rPr>
+                      <w:rFonts w:ascii="Cambria Math" w:eastAsiaTheme="minorEastAsia" w:hAnsi="Cambria Math"/>
+                    </w:rPr>
+                    <m:t>p</m:t>
+                  </m:r>
+                  <m:d>
+                    <m:dPr>
+                      <m:ctrlPr>
+                        <w:rPr>
+                          <w:rFonts w:ascii="Cambria Math" w:eastAsiaTheme="minorEastAsia" w:hAnsi="Cambria Math"/>
+                          <w:i/>
+                        </w:rPr>
+                      </m:ctrlPr>
+                    </m:dPr>
+                    <m:e>
+                      <m:sSubSup>
+                        <m:sSubSupPr>
+                          <m:ctrlPr>
+                            <w:rPr>
+                              <w:rFonts w:ascii="Cambria Math" w:eastAsiaTheme="minorEastAsia" w:hAnsi="Cambria Math"/>
+                              <w:i/>
+                            </w:rPr>
+                          </m:ctrlPr>
+                        </m:sSubSupPr>
+                        <m:e>
+                          <m:r>
+                            <w:rPr>
+                              <w:rFonts w:ascii="Cambria Math" w:eastAsiaTheme="minorEastAsia" w:hAnsi="Cambria Math"/>
+                            </w:rPr>
+                            <m:t>ϵ</m:t>
+                          </m:r>
+                        </m:e>
+                        <m:sub>
+                          <m:r>
+                            <w:rPr>
+                              <w:rFonts w:ascii="Cambria Math" w:eastAsiaTheme="minorEastAsia" w:hAnsi="Cambria Math"/>
+                            </w:rPr>
+                            <m:t>t+1</m:t>
+                          </m:r>
+                        </m:sub>
+                        <m:sup>
+                          <m:r>
+                            <w:rPr>
+                              <w:rFonts w:ascii="Cambria Math" w:eastAsiaTheme="minorEastAsia" w:hAnsi="Cambria Math"/>
+                            </w:rPr>
+                            <m:t>0</m:t>
+                          </m:r>
+                        </m:sup>
+                      </m:sSubSup>
+                    </m:e>
+                  </m:d>
+                  <m:r>
+                    <w:rPr>
+                      <w:rFonts w:ascii="Cambria Math" w:eastAsiaTheme="minorEastAsia" w:hAnsi="Cambria Math"/>
+                    </w:rPr>
+                    <m:t>p(</m:t>
+                  </m:r>
+                  <m:sSubSup>
+                    <m:sSubSupPr>
+                      <m:ctrlPr>
+                        <w:rPr>
+                          <w:rFonts w:ascii="Cambria Math" w:eastAsiaTheme="minorEastAsia" w:hAnsi="Cambria Math"/>
+                          <w:i/>
+                        </w:rPr>
+                      </m:ctrlPr>
+                    </m:sSubSupPr>
+                    <m:e>
+                      <m:r>
+                        <w:rPr>
+                          <w:rFonts w:ascii="Cambria Math" w:eastAsiaTheme="minorEastAsia" w:hAnsi="Cambria Math"/>
+                        </w:rPr>
+                        <m:t>ϵ</m:t>
+                      </m:r>
+                    </m:e>
+                    <m:sub>
+                      <m:r>
+                        <w:rPr>
+                          <w:rFonts w:ascii="Cambria Math" w:eastAsiaTheme="minorEastAsia" w:hAnsi="Cambria Math"/>
+                        </w:rPr>
+                        <m:t>t+1</m:t>
+                      </m:r>
+                    </m:sub>
+                    <m:sup>
+                      <m:r>
+                        <w:rPr>
+                          <w:rFonts w:ascii="Cambria Math" w:eastAsiaTheme="minorEastAsia" w:hAnsi="Cambria Math"/>
+                        </w:rPr>
+                        <m:t>1</m:t>
+                      </m:r>
+                    </m:sup>
+                  </m:sSubSup>
+                  <m:r>
+                    <w:rPr>
+                      <w:rFonts w:ascii="Cambria Math" w:eastAsiaTheme="minorEastAsia" w:hAnsi="Cambria Math"/>
+                    </w:rPr>
+                    <m:t>)</m:t>
+                  </m:r>
+                </m:e>
+              </m:nary>
+            </m:e>
+          </m:nary>
+          <m:r>
+            <w:rPr>
+              <w:rFonts w:ascii="Cambria Math" w:eastAsiaTheme="minorEastAsia" w:hAnsi="Cambria Math"/>
+            </w:rPr>
+            <m:t xml:space="preserve"> </m:t>
+          </m:r>
+        </m:oMath>
+      </m:oMathPara>
+    </w:p>
+    <w:p>
+      <w:pPr>
+        <w:rPr>
+          <w:rFonts w:eastAsiaTheme="minorEastAsia"/>
+        </w:rPr>
+      </w:pPr>
+      <w:r>
+        <w:rPr>
+          <w:rFonts w:eastAsiaTheme="minorEastAsia"/>
+        </w:rPr>
+        <w:t xml:space="preserve">If </w:t>
+      </w:r>
+      <m:oMath>
+        <m:sSubSup>
+          <m:sSubSupPr>
+            <m:ctrlPr>
+              <w:rPr>
+                <w:rFonts w:ascii="Cambria Math" w:eastAsiaTheme="minorEastAsia" w:hAnsi="Cambria Math"/>
+                <w:i/>
+              </w:rPr>
+            </m:ctrlPr>
+          </m:sSubSupPr>
+          <m:e>
+            <m:r>
+              <w:rPr>
+                <w:rFonts w:ascii="Cambria Math" w:eastAsiaTheme="minorEastAsia" w:hAnsi="Cambria Math"/>
+              </w:rPr>
+              <m:t>ϵ</m:t>
+            </m:r>
+          </m:e>
+          <m:sub>
+            <m:r>
+              <w:rPr>
+                <w:rFonts w:ascii="Cambria Math" w:eastAsiaTheme="minorEastAsia" w:hAnsi="Cambria Math"/>
+              </w:rPr>
+              <m:t>t</m:t>
+            </m:r>
+          </m:sub>
+          <m:sup>
+            <m:r>
+              <w:rPr>
+                <w:rFonts w:ascii="Cambria Math" w:eastAsiaTheme="minorEastAsia" w:hAnsi="Cambria Math"/>
+              </w:rPr>
+              <m:t>j</m:t>
+            </m:r>
+          </m:sup>
+        </m:sSubSup>
+      </m:oMath>
+      <w:r>
+        <w:rPr>
+          <w:rFonts w:eastAsiaTheme="minorEastAsia"/>
+        </w:rPr>
+        <w:t xml:space="preserve"> is normal, we could do this numerically using Gauss Hermite quadrature integration (Lecture 2). If </w:t>
+      </w:r>
+      <m:oMath>
+        <m:sSubSup>
+          <m:sSubSupPr>
+            <m:ctrlPr>
+              <w:rPr>
+                <w:rFonts w:ascii="Cambria Math" w:eastAsiaTheme="minorEastAsia" w:hAnsi="Cambria Math"/>
+                <w:i/>
+              </w:rPr>
+            </m:ctrlPr>
+          </m:sSubSupPr>
+          <m:e>
+            <m:r>
+              <w:rPr>
+                <w:rFonts w:ascii="Cambria Math" w:eastAsiaTheme="minorEastAsia" w:hAnsi="Cambria Math"/>
+              </w:rPr>
+              <m:t>ϵ</m:t>
+            </m:r>
+          </m:e>
+          <m:sub>
+            <m:r>
+              <w:rPr>
+                <w:rFonts w:ascii="Cambria Math" w:eastAsiaTheme="minorEastAsia" w:hAnsi="Cambria Math"/>
+              </w:rPr>
+              <m:t>t</m:t>
+            </m:r>
+          </m:sub>
+          <m:sup>
+            <m:r>
+              <w:rPr>
+                <w:rFonts w:ascii="Cambria Math" w:eastAsiaTheme="minorEastAsia" w:hAnsi="Cambria Math"/>
+              </w:rPr>
+              <m:t>j</m:t>
+            </m:r>
+          </m:sup>
+        </m:sSubSup>
+        <m:r>
+          <w:rPr>
+            <w:rFonts w:ascii="Cambria Math" w:eastAsiaTheme="minorEastAsia" w:hAnsi="Cambria Math"/>
+          </w:rPr>
+          <m:t>~EV(I)</m:t>
+        </m:r>
+      </m:oMath>
+      <w:r>
+        <w:rPr>
+          <w:rFonts w:eastAsiaTheme="minorEastAsia"/>
+        </w:rPr>
+        <w:t xml:space="preserve"> (Gumbel) distributed, we know this expectation </w:t>
+      </w:r>
+    </w:p>
+    <w:p>
+      <w:pPr>
+        <w:pStyle w:val="Listeafsnit"/>
+        <w:numPr>
+          <w:ilvl w:val="0"/>
+          <w:numId w:val="1"/>
+        </w:numPr>
+      </w:pPr>
+      <w:r>
+        <w:t>What is the main research question?</w:t>
+      </w:r>
+    </w:p>
+    <w:p>
+      <w:pPr>
+        <w:pStyle w:val="Listeafsnit"/>
+        <w:numPr>
+          <w:ilvl w:val="0"/>
+          <w:numId w:val="1"/>
+        </w:numPr>
+      </w:pPr>
+      <w:r>
+        <w:t>What is the (empirical) motivation?</w:t>
+      </w:r>
+    </w:p>
+    <w:p>
+      <w:pPr>
+        <w:pStyle w:val="Listeafsnit"/>
+        <w:numPr>
+          <w:ilvl w:val="0"/>
+          <w:numId w:val="1"/>
+        </w:numPr>
+      </w:pPr>
+      <w:r>
+        <w:t>What are the central mechanisms in the model?</w:t>
+      </w:r>
+    </w:p>
+    <w:p>
+      <w:pPr>
+        <w:pStyle w:val="Listeafsnit"/>
+        <w:numPr>
+          <w:ilvl w:val="0"/>
+          <w:numId w:val="1"/>
+        </w:numPr>
+      </w:pPr>
+      <w:r>
+        <w:t>What is the simplest model in which we could capture these?</w:t>
+      </w:r>
+    </w:p>
+    <w:p>
+      <w:pPr>
+        <w:rPr>
+          <w:rFonts w:eastAsiaTheme="minorEastAsia"/>
+          <w:b/>
+          <w:bCs/>
+        </w:rPr>
+      </w:pPr>
     </w:p>
     <w:p/>
     <w:p>

--- a/Household Behavior over the Lifecycle.docx
+++ b/Household Behavior over the Lifecycle.docx
@@ -6481,13 +6481,7 @@
                     <w:rPr>
                       <w:rFonts w:ascii="Cambria Math" w:hAnsi="Cambria Math"/>
                     </w:rPr>
-                    <m:t>y</m:t>
-                  </m:r>
-                  <m:r>
-                    <w:rPr>
-                      <w:rFonts w:ascii="Cambria Math" w:hAnsi="Cambria Math"/>
-                    </w:rPr>
-                    <m:t>∈</m:t>
+                    <m:t>y∈</m:t>
                   </m:r>
                   <m:d>
                     <m:dPr>
@@ -6505,19 +6499,7 @@
                         <w:rPr>
                           <w:rFonts w:ascii="Cambria Math" w:hAnsi="Cambria Math"/>
                         </w:rPr>
-                        <m:t>3</m:t>
-                      </m:r>
-                      <m:r>
-                        <w:rPr>
-                          <w:rFonts w:ascii="Cambria Math" w:hAnsi="Cambria Math"/>
-                        </w:rPr>
-                        <m:t>,</m:t>
-                      </m:r>
-                      <m:r>
-                        <w:rPr>
-                          <w:rFonts w:ascii="Cambria Math" w:hAnsi="Cambria Math"/>
-                        </w:rPr>
-                        <m:t>4</m:t>
+                        <m:t>3,4</m:t>
                       </m:r>
                     </m:e>
                   </m:d>
@@ -7875,13 +7857,7 @@
                         <w:rPr>
                           <w:rFonts w:ascii="Cambria Math" w:eastAsiaTheme="minorEastAsia" w:hAnsi="Cambria Math"/>
                         </w:rPr>
-                        <m:t>t</m:t>
-                      </m:r>
-                      <m:r>
-                        <w:rPr>
-                          <w:rFonts w:ascii="Cambria Math" w:eastAsiaTheme="minorEastAsia" w:hAnsi="Cambria Math"/>
-                        </w:rPr>
-                        <m:t>+1</m:t>
+                        <m:t>t+1</m:t>
                       </m:r>
                     </m:sub>
                     <m:sup>
@@ -7921,13 +7897,7 @@
                         <w:rPr>
                           <w:rFonts w:ascii="Cambria Math" w:eastAsiaTheme="minorEastAsia" w:hAnsi="Cambria Math"/>
                         </w:rPr>
-                        <m:t>t</m:t>
-                      </m:r>
-                      <m:r>
-                        <w:rPr>
-                          <w:rFonts w:ascii="Cambria Math" w:eastAsiaTheme="minorEastAsia" w:hAnsi="Cambria Math"/>
-                        </w:rPr>
-                        <m:t>+1</m:t>
+                        <m:t>t+1</m:t>
                       </m:r>
                     </m:sub>
                     <m:sup>
@@ -7964,13 +7934,7 @@
                 <w:rPr>
                   <w:rFonts w:ascii="Cambria Math" w:eastAsiaTheme="minorEastAsia" w:hAnsi="Cambria Math"/>
                 </w:rPr>
-                <m:t>-</m:t>
-              </m:r>
-              <m:r>
-                <w:rPr>
-                  <w:rFonts w:ascii="Cambria Math" w:eastAsiaTheme="minorEastAsia" w:hAnsi="Cambria Math"/>
-                </w:rPr>
-                <m:t>∞</m:t>
+                <m:t>-∞</m:t>
               </m:r>
             </m:sub>
             <m:sup>
@@ -8196,13 +8160,7 @@
                     <w:rPr>
                       <w:rFonts w:ascii="Cambria Math" w:eastAsiaTheme="minorEastAsia" w:hAnsi="Cambria Math"/>
                     </w:rPr>
-                    <m:t>}</m:t>
-                  </m:r>
-                  <m:r>
-                    <w:rPr>
-                      <w:rFonts w:ascii="Cambria Math" w:eastAsiaTheme="minorEastAsia" w:hAnsi="Cambria Math"/>
-                    </w:rPr>
-                    <m:t>p</m:t>
+                    <m:t>}p</m:t>
                   </m:r>
                   <m:d>
                     <m:dPr>
@@ -8414,14 +8372,363 @@
     </w:p>
     <w:p>
       <w:pPr>
+        <w:rPr>
+          <w:b/>
+          <w:bCs/>
+          <w:sz w:val="24"/>
+          <w:szCs w:val="24"/>
+          <w:lang w:val="da-DK"/>
+        </w:rPr>
+      </w:pPr>
+      <w:proofErr w:type="spellStart"/>
+      <w:r>
+        <w:rPr>
+          <w:b/>
+          <w:bCs/>
+          <w:sz w:val="24"/>
+          <w:szCs w:val="24"/>
+          <w:lang w:val="da-DK"/>
+        </w:rPr>
+        <w:t>Static</w:t>
+      </w:r>
+      <w:proofErr w:type="spellEnd"/>
+      <w:r>
+        <w:rPr>
+          <w:b/>
+          <w:bCs/>
+          <w:sz w:val="24"/>
+          <w:szCs w:val="24"/>
+          <w:lang w:val="da-DK"/>
+        </w:rPr>
+        <w:t xml:space="preserve"> and </w:t>
+      </w:r>
+      <w:proofErr w:type="spellStart"/>
+      <w:r>
+        <w:rPr>
+          <w:b/>
+          <w:bCs/>
+          <w:sz w:val="24"/>
+          <w:szCs w:val="24"/>
+          <w:lang w:val="da-DK"/>
+        </w:rPr>
+        <w:t>Intertemporal</w:t>
+      </w:r>
+      <w:proofErr w:type="spellEnd"/>
+      <w:r>
+        <w:rPr>
+          <w:b/>
+          <w:bCs/>
+          <w:sz w:val="24"/>
+          <w:szCs w:val="24"/>
+          <w:lang w:val="da-DK"/>
+        </w:rPr>
+        <w:t xml:space="preserve"> </w:t>
+      </w:r>
+      <w:proofErr w:type="spellStart"/>
+      <w:r>
+        <w:rPr>
+          <w:b/>
+          <w:bCs/>
+          <w:sz w:val="24"/>
+          <w:szCs w:val="24"/>
+          <w:lang w:val="da-DK"/>
+        </w:rPr>
+        <w:t>Household</w:t>
+      </w:r>
+      <w:proofErr w:type="spellEnd"/>
+      <w:r>
+        <w:rPr>
+          <w:b/>
+          <w:bCs/>
+          <w:sz w:val="24"/>
+          <w:szCs w:val="24"/>
+          <w:lang w:val="da-DK"/>
+        </w:rPr>
+        <w:t xml:space="preserve"> Decisions - </w:t>
+      </w:r>
+      <w:proofErr w:type="spellStart"/>
+      <w:r>
+        <w:rPr>
+          <w:b/>
+          <w:bCs/>
+          <w:sz w:val="24"/>
+          <w:szCs w:val="24"/>
+          <w:lang w:val="da-DK"/>
+        </w:rPr>
+        <w:t>Chiappori</w:t>
+      </w:r>
+      <w:proofErr w:type="spellEnd"/>
+      <w:r>
+        <w:rPr>
+          <w:b/>
+          <w:bCs/>
+          <w:sz w:val="24"/>
+          <w:szCs w:val="24"/>
+          <w:lang w:val="da-DK"/>
+        </w:rPr>
+        <w:t xml:space="preserve"> and </w:t>
+      </w:r>
+      <w:proofErr w:type="spellStart"/>
+      <w:r>
+        <w:rPr>
+          <w:b/>
+          <w:bCs/>
+          <w:sz w:val="24"/>
+          <w:szCs w:val="24"/>
+          <w:lang w:val="da-DK"/>
+        </w:rPr>
+        <w:t>Mazzocco</w:t>
+      </w:r>
+      <w:proofErr w:type="spellEnd"/>
+      <w:r>
+        <w:rPr>
+          <w:b/>
+          <w:bCs/>
+          <w:sz w:val="24"/>
+          <w:szCs w:val="24"/>
+          <w:lang w:val="da-DK"/>
+        </w:rPr>
+        <w:t xml:space="preserve"> (2017)</w:t>
+      </w:r>
+    </w:p>
+    <w:p>
+      <w:pPr>
         <w:pStyle w:val="Listeafsnit"/>
         <w:numPr>
           <w:ilvl w:val="0"/>
           <w:numId w:val="1"/>
         </w:numPr>
-      </w:pPr>
-      <w:r>
-        <w:t>What is the main research question?</w:t>
+        <w:rPr>
+          <w:lang w:val="da-DK"/>
+        </w:rPr>
+      </w:pPr>
+      <w:proofErr w:type="spellStart"/>
+      <w:r>
+        <w:rPr>
+          <w:b/>
+          <w:bCs/>
+          <w:lang w:val="da-DK"/>
+        </w:rPr>
+        <w:t>What</w:t>
+      </w:r>
+      <w:proofErr w:type="spellEnd"/>
+      <w:r>
+        <w:rPr>
+          <w:b/>
+          <w:bCs/>
+          <w:lang w:val="da-DK"/>
+        </w:rPr>
+        <w:t xml:space="preserve"> is the </w:t>
+      </w:r>
+      <w:proofErr w:type="spellStart"/>
+      <w:r>
+        <w:rPr>
+          <w:b/>
+          <w:bCs/>
+          <w:lang w:val="da-DK"/>
+        </w:rPr>
+        <w:t>main</w:t>
+      </w:r>
+      <w:proofErr w:type="spellEnd"/>
+      <w:r>
+        <w:rPr>
+          <w:b/>
+          <w:bCs/>
+          <w:lang w:val="da-DK"/>
+        </w:rPr>
+        <w:t xml:space="preserve"> research </w:t>
+      </w:r>
+      <w:proofErr w:type="spellStart"/>
+      <w:r>
+        <w:rPr>
+          <w:b/>
+          <w:bCs/>
+          <w:lang w:val="da-DK"/>
+        </w:rPr>
+        <w:t>question</w:t>
+      </w:r>
+      <w:proofErr w:type="spellEnd"/>
+      <w:r>
+        <w:rPr>
+          <w:b/>
+          <w:bCs/>
+          <w:lang w:val="da-DK"/>
+        </w:rPr>
+        <w:t>?</w:t>
+      </w:r>
+      <w:r>
+        <w:rPr>
+          <w:lang w:val="da-DK"/>
+        </w:rPr>
+        <w:t> </w:t>
+      </w:r>
+    </w:p>
+    <w:p>
+      <w:pPr>
+        <w:pStyle w:val="Listeafsnit"/>
+        <w:rPr>
+          <w:lang w:val="da-DK"/>
+        </w:rPr>
+      </w:pPr>
+      <w:r>
+        <w:rPr>
+          <w:lang w:val="da-DK"/>
+        </w:rPr>
+        <w:t xml:space="preserve">How do </w:t>
+      </w:r>
+      <w:proofErr w:type="spellStart"/>
+      <w:r>
+        <w:rPr>
+          <w:lang w:val="da-DK"/>
+        </w:rPr>
+        <w:t>households</w:t>
+      </w:r>
+      <w:proofErr w:type="spellEnd"/>
+      <w:r>
+        <w:rPr>
+          <w:lang w:val="da-DK"/>
+        </w:rPr>
+        <w:t xml:space="preserve"> </w:t>
+      </w:r>
+      <w:proofErr w:type="spellStart"/>
+      <w:r>
+        <w:rPr>
+          <w:lang w:val="da-DK"/>
+        </w:rPr>
+        <w:t>make</w:t>
+      </w:r>
+      <w:proofErr w:type="spellEnd"/>
+      <w:r>
+        <w:rPr>
+          <w:lang w:val="da-DK"/>
+        </w:rPr>
+        <w:t xml:space="preserve"> decisions </w:t>
+      </w:r>
+      <w:proofErr w:type="spellStart"/>
+      <w:r>
+        <w:rPr>
+          <w:lang w:val="da-DK"/>
+        </w:rPr>
+        <w:t>together</w:t>
+      </w:r>
+      <w:proofErr w:type="spellEnd"/>
+      <w:r>
+        <w:rPr>
+          <w:lang w:val="da-DK"/>
+        </w:rPr>
+        <w:t xml:space="preserve">, and </w:t>
+      </w:r>
+      <w:proofErr w:type="spellStart"/>
+      <w:r>
+        <w:rPr>
+          <w:lang w:val="da-DK"/>
+        </w:rPr>
+        <w:t>does</w:t>
+      </w:r>
+      <w:proofErr w:type="spellEnd"/>
+      <w:r>
+        <w:rPr>
+          <w:lang w:val="da-DK"/>
+        </w:rPr>
+        <w:t xml:space="preserve"> it matter </w:t>
+      </w:r>
+      <w:proofErr w:type="spellStart"/>
+      <w:r>
+        <w:rPr>
+          <w:lang w:val="da-DK"/>
+        </w:rPr>
+        <w:t>which</w:t>
+      </w:r>
+      <w:proofErr w:type="spellEnd"/>
+      <w:r>
+        <w:rPr>
+          <w:lang w:val="da-DK"/>
+        </w:rPr>
+        <w:t xml:space="preserve"> model </w:t>
+      </w:r>
+      <w:proofErr w:type="spellStart"/>
+      <w:r>
+        <w:rPr>
+          <w:lang w:val="da-DK"/>
+        </w:rPr>
+        <w:t>we</w:t>
+      </w:r>
+      <w:proofErr w:type="spellEnd"/>
+      <w:r>
+        <w:rPr>
+          <w:lang w:val="da-DK"/>
+        </w:rPr>
+        <w:t xml:space="preserve"> </w:t>
+      </w:r>
+      <w:proofErr w:type="spellStart"/>
+      <w:r>
+        <w:rPr>
+          <w:lang w:val="da-DK"/>
+        </w:rPr>
+        <w:t>use</w:t>
+      </w:r>
+      <w:proofErr w:type="spellEnd"/>
+      <w:r>
+        <w:rPr>
+          <w:lang w:val="da-DK"/>
+        </w:rPr>
+        <w:t xml:space="preserve"> </w:t>
+      </w:r>
+      <w:proofErr w:type="spellStart"/>
+      <w:r>
+        <w:rPr>
+          <w:lang w:val="da-DK"/>
+        </w:rPr>
+        <w:t>when</w:t>
+      </w:r>
+      <w:proofErr w:type="spellEnd"/>
+      <w:r>
+        <w:rPr>
+          <w:lang w:val="da-DK"/>
+        </w:rPr>
+        <w:t xml:space="preserve"> </w:t>
+      </w:r>
+      <w:proofErr w:type="spellStart"/>
+      <w:r>
+        <w:rPr>
+          <w:lang w:val="da-DK"/>
+        </w:rPr>
+        <w:t>evaluating</w:t>
+      </w:r>
+      <w:proofErr w:type="spellEnd"/>
+      <w:r>
+        <w:rPr>
+          <w:lang w:val="da-DK"/>
+        </w:rPr>
+        <w:t xml:space="preserve"> </w:t>
+      </w:r>
+      <w:proofErr w:type="spellStart"/>
+      <w:r>
+        <w:rPr>
+          <w:lang w:val="da-DK"/>
+        </w:rPr>
+        <w:t>policies</w:t>
+      </w:r>
+      <w:proofErr w:type="spellEnd"/>
+      <w:r>
+        <w:rPr>
+          <w:lang w:val="da-DK"/>
+        </w:rPr>
+        <w:t xml:space="preserve"> like cash transfers or </w:t>
+      </w:r>
+      <w:proofErr w:type="spellStart"/>
+      <w:r>
+        <w:rPr>
+          <w:lang w:val="da-DK"/>
+        </w:rPr>
+        <w:t>tax</w:t>
+      </w:r>
+      <w:proofErr w:type="spellEnd"/>
+      <w:r>
+        <w:rPr>
+          <w:lang w:val="da-DK"/>
+        </w:rPr>
+        <w:t xml:space="preserve"> reforms?</w:t>
       </w:r>
     </w:p>
     <w:p>
@@ -8431,9 +8738,459 @@
           <w:ilvl w:val="0"/>
           <w:numId w:val="1"/>
         </w:numPr>
-      </w:pPr>
-      <w:r>
-        <w:t>What is the (empirical) motivation?</w:t>
+        <w:rPr>
+          <w:lang w:val="da-DK"/>
+        </w:rPr>
+      </w:pPr>
+      <w:proofErr w:type="spellStart"/>
+      <w:r>
+        <w:rPr>
+          <w:b/>
+          <w:bCs/>
+          <w:lang w:val="da-DK"/>
+        </w:rPr>
+        <w:t>What</w:t>
+      </w:r>
+      <w:proofErr w:type="spellEnd"/>
+      <w:r>
+        <w:rPr>
+          <w:b/>
+          <w:bCs/>
+          <w:lang w:val="da-DK"/>
+        </w:rPr>
+        <w:t xml:space="preserve"> is the </w:t>
+      </w:r>
+      <w:proofErr w:type="spellStart"/>
+      <w:r>
+        <w:rPr>
+          <w:b/>
+          <w:bCs/>
+          <w:lang w:val="da-DK"/>
+        </w:rPr>
+        <w:t>empirical</w:t>
+      </w:r>
+      <w:proofErr w:type="spellEnd"/>
+      <w:r>
+        <w:rPr>
+          <w:b/>
+          <w:bCs/>
+          <w:lang w:val="da-DK"/>
+        </w:rPr>
+        <w:t xml:space="preserve"> motivation?</w:t>
+      </w:r>
+      <w:r>
+        <w:rPr>
+          <w:lang w:val="da-DK"/>
+        </w:rPr>
+        <w:t> </w:t>
+      </w:r>
+    </w:p>
+    <w:p>
+      <w:pPr>
+        <w:pStyle w:val="Listeafsnit"/>
+        <w:rPr>
+          <w:lang w:val="da-DK"/>
+        </w:rPr>
+      </w:pPr>
+      <w:r>
+        <w:rPr>
+          <w:lang w:val="da-DK"/>
+        </w:rPr>
+        <w:t xml:space="preserve">The old </w:t>
+      </w:r>
+      <w:proofErr w:type="gramStart"/>
+      <w:r>
+        <w:rPr>
+          <w:lang w:val="da-DK"/>
+        </w:rPr>
+        <w:t>standard model</w:t>
+      </w:r>
+      <w:proofErr w:type="gramEnd"/>
+      <w:r>
+        <w:rPr>
+          <w:lang w:val="da-DK"/>
+        </w:rPr>
+        <w:t xml:space="preserve"> (</w:t>
+      </w:r>
+      <w:proofErr w:type="spellStart"/>
+      <w:r>
+        <w:rPr>
+          <w:lang w:val="da-DK"/>
+        </w:rPr>
+        <w:t>unitary</w:t>
+      </w:r>
+      <w:proofErr w:type="spellEnd"/>
+      <w:r>
+        <w:rPr>
+          <w:lang w:val="da-DK"/>
+        </w:rPr>
+        <w:t xml:space="preserve"> model) </w:t>
+      </w:r>
+      <w:proofErr w:type="spellStart"/>
+      <w:r>
+        <w:rPr>
+          <w:lang w:val="da-DK"/>
+        </w:rPr>
+        <w:t>assumes</w:t>
+      </w:r>
+      <w:proofErr w:type="spellEnd"/>
+      <w:r>
+        <w:rPr>
+          <w:lang w:val="da-DK"/>
+        </w:rPr>
+        <w:t xml:space="preserve"> the </w:t>
+      </w:r>
+      <w:proofErr w:type="spellStart"/>
+      <w:r>
+        <w:rPr>
+          <w:lang w:val="da-DK"/>
+        </w:rPr>
+        <w:t>household</w:t>
+      </w:r>
+      <w:proofErr w:type="spellEnd"/>
+      <w:r>
+        <w:rPr>
+          <w:lang w:val="da-DK"/>
+        </w:rPr>
+        <w:t xml:space="preserve"> </w:t>
+      </w:r>
+      <w:proofErr w:type="spellStart"/>
+      <w:r>
+        <w:rPr>
+          <w:lang w:val="da-DK"/>
+        </w:rPr>
+        <w:t>acts</w:t>
+      </w:r>
+      <w:proofErr w:type="spellEnd"/>
+      <w:r>
+        <w:rPr>
+          <w:lang w:val="da-DK"/>
+        </w:rPr>
+        <w:t xml:space="preserve"> like </w:t>
+      </w:r>
+      <w:proofErr w:type="spellStart"/>
+      <w:r>
+        <w:rPr>
+          <w:lang w:val="da-DK"/>
+        </w:rPr>
+        <w:t>one</w:t>
+      </w:r>
+      <w:proofErr w:type="spellEnd"/>
+      <w:r>
+        <w:rPr>
+          <w:lang w:val="da-DK"/>
+        </w:rPr>
+        <w:t xml:space="preserve"> single person — so it </w:t>
+      </w:r>
+      <w:proofErr w:type="spellStart"/>
+      <w:r>
+        <w:rPr>
+          <w:lang w:val="da-DK"/>
+        </w:rPr>
+        <w:t>shouldn't</w:t>
+      </w:r>
+      <w:proofErr w:type="spellEnd"/>
+      <w:r>
+        <w:rPr>
+          <w:lang w:val="da-DK"/>
+        </w:rPr>
+        <w:t xml:space="preserve"> matter </w:t>
+      </w:r>
+      <w:proofErr w:type="spellStart"/>
+      <w:r>
+        <w:rPr>
+          <w:lang w:val="da-DK"/>
+        </w:rPr>
+        <w:t>whether</w:t>
+      </w:r>
+      <w:proofErr w:type="spellEnd"/>
+      <w:r>
+        <w:rPr>
+          <w:lang w:val="da-DK"/>
+        </w:rPr>
+        <w:t xml:space="preserve"> the </w:t>
+      </w:r>
+      <w:proofErr w:type="spellStart"/>
+      <w:r>
+        <w:rPr>
+          <w:lang w:val="da-DK"/>
+        </w:rPr>
+        <w:t>wife</w:t>
+      </w:r>
+      <w:proofErr w:type="spellEnd"/>
+      <w:r>
+        <w:rPr>
+          <w:lang w:val="da-DK"/>
+        </w:rPr>
+        <w:t xml:space="preserve"> or </w:t>
+      </w:r>
+      <w:proofErr w:type="spellStart"/>
+      <w:r>
+        <w:rPr>
+          <w:lang w:val="da-DK"/>
+        </w:rPr>
+        <w:t>husband</w:t>
+      </w:r>
+      <w:proofErr w:type="spellEnd"/>
+      <w:r>
+        <w:rPr>
+          <w:lang w:val="da-DK"/>
+        </w:rPr>
+        <w:t xml:space="preserve"> </w:t>
+      </w:r>
+      <w:proofErr w:type="spellStart"/>
+      <w:r>
+        <w:rPr>
+          <w:lang w:val="da-DK"/>
+        </w:rPr>
+        <w:t>receives</w:t>
+      </w:r>
+      <w:proofErr w:type="spellEnd"/>
+      <w:r>
+        <w:rPr>
+          <w:lang w:val="da-DK"/>
+        </w:rPr>
+        <w:t xml:space="preserve"> extra </w:t>
+      </w:r>
+      <w:proofErr w:type="spellStart"/>
+      <w:r>
+        <w:rPr>
+          <w:lang w:val="da-DK"/>
+        </w:rPr>
+        <w:t>money</w:t>
+      </w:r>
+      <w:proofErr w:type="spellEnd"/>
+      <w:r>
+        <w:rPr>
+          <w:lang w:val="da-DK"/>
+        </w:rPr>
+        <w:t>. But in reality it </w:t>
+      </w:r>
+      <w:proofErr w:type="spellStart"/>
+      <w:r>
+        <w:rPr>
+          <w:b/>
+          <w:bCs/>
+          <w:lang w:val="da-DK"/>
+        </w:rPr>
+        <w:t>does</w:t>
+      </w:r>
+      <w:proofErr w:type="spellEnd"/>
+      <w:r>
+        <w:rPr>
+          <w:lang w:val="da-DK"/>
+        </w:rPr>
+        <w:t> matter. Studies from Mexico (</w:t>
+      </w:r>
+      <w:proofErr w:type="spellStart"/>
+      <w:r>
+        <w:rPr>
+          <w:lang w:val="da-DK"/>
+        </w:rPr>
+        <w:t>Progresa</w:t>
+      </w:r>
+      <w:proofErr w:type="spellEnd"/>
+      <w:r>
+        <w:rPr>
+          <w:lang w:val="da-DK"/>
+        </w:rPr>
+        <w:t xml:space="preserve">) and </w:t>
+      </w:r>
+      <w:proofErr w:type="spellStart"/>
+      <w:r>
+        <w:rPr>
+          <w:lang w:val="da-DK"/>
+        </w:rPr>
+        <w:t>elsewhere</w:t>
+      </w:r>
+      <w:proofErr w:type="spellEnd"/>
+      <w:r>
+        <w:rPr>
+          <w:lang w:val="da-DK"/>
+        </w:rPr>
+        <w:t xml:space="preserve"> show </w:t>
+      </w:r>
+      <w:proofErr w:type="spellStart"/>
+      <w:r>
+        <w:rPr>
+          <w:lang w:val="da-DK"/>
+        </w:rPr>
+        <w:t>that</w:t>
+      </w:r>
+      <w:proofErr w:type="spellEnd"/>
+      <w:r>
+        <w:rPr>
+          <w:lang w:val="da-DK"/>
+        </w:rPr>
+        <w:t xml:space="preserve"> </w:t>
+      </w:r>
+      <w:proofErr w:type="spellStart"/>
+      <w:r>
+        <w:rPr>
+          <w:lang w:val="da-DK"/>
+        </w:rPr>
+        <w:t>giving</w:t>
+      </w:r>
+      <w:proofErr w:type="spellEnd"/>
+      <w:r>
+        <w:rPr>
+          <w:lang w:val="da-DK"/>
+        </w:rPr>
+        <w:t xml:space="preserve"> </w:t>
+      </w:r>
+      <w:proofErr w:type="spellStart"/>
+      <w:r>
+        <w:rPr>
+          <w:lang w:val="da-DK"/>
+        </w:rPr>
+        <w:t>money</w:t>
+      </w:r>
+      <w:proofErr w:type="spellEnd"/>
+      <w:r>
+        <w:rPr>
+          <w:lang w:val="da-DK"/>
+        </w:rPr>
+        <w:t xml:space="preserve"> to the </w:t>
+      </w:r>
+      <w:proofErr w:type="spellStart"/>
+      <w:r>
+        <w:rPr>
+          <w:lang w:val="da-DK"/>
+        </w:rPr>
+        <w:t>wife</w:t>
+      </w:r>
+      <w:proofErr w:type="spellEnd"/>
+      <w:r>
+        <w:rPr>
+          <w:lang w:val="da-DK"/>
+        </w:rPr>
+        <w:t xml:space="preserve"> </w:t>
+      </w:r>
+      <w:proofErr w:type="spellStart"/>
+      <w:r>
+        <w:rPr>
+          <w:lang w:val="da-DK"/>
+        </w:rPr>
+        <w:t>leads</w:t>
+      </w:r>
+      <w:proofErr w:type="spellEnd"/>
+      <w:r>
+        <w:rPr>
+          <w:lang w:val="da-DK"/>
+        </w:rPr>
+        <w:t xml:space="preserve"> to </w:t>
+      </w:r>
+      <w:proofErr w:type="spellStart"/>
+      <w:r>
+        <w:rPr>
+          <w:lang w:val="da-DK"/>
+        </w:rPr>
+        <w:t>different</w:t>
+      </w:r>
+      <w:proofErr w:type="spellEnd"/>
+      <w:r>
+        <w:rPr>
+          <w:lang w:val="da-DK"/>
+        </w:rPr>
+        <w:t xml:space="preserve"> </w:t>
+      </w:r>
+      <w:proofErr w:type="spellStart"/>
+      <w:r>
+        <w:rPr>
+          <w:lang w:val="da-DK"/>
+        </w:rPr>
+        <w:t>spending</w:t>
+      </w:r>
+      <w:proofErr w:type="spellEnd"/>
+      <w:r>
+        <w:rPr>
+          <w:lang w:val="da-DK"/>
+        </w:rPr>
+        <w:t xml:space="preserve"> patterns </w:t>
+      </w:r>
+      <w:proofErr w:type="spellStart"/>
+      <w:r>
+        <w:rPr>
+          <w:lang w:val="da-DK"/>
+        </w:rPr>
+        <w:t>than</w:t>
+      </w:r>
+      <w:proofErr w:type="spellEnd"/>
+      <w:r>
+        <w:rPr>
+          <w:lang w:val="da-DK"/>
+        </w:rPr>
+        <w:t xml:space="preserve"> </w:t>
+      </w:r>
+      <w:proofErr w:type="spellStart"/>
+      <w:r>
+        <w:rPr>
+          <w:lang w:val="da-DK"/>
+        </w:rPr>
+        <w:t>giving</w:t>
+      </w:r>
+      <w:proofErr w:type="spellEnd"/>
+      <w:r>
+        <w:rPr>
+          <w:lang w:val="da-DK"/>
+        </w:rPr>
+        <w:t xml:space="preserve"> it to the </w:t>
+      </w:r>
+      <w:proofErr w:type="spellStart"/>
+      <w:r>
+        <w:rPr>
+          <w:lang w:val="da-DK"/>
+        </w:rPr>
+        <w:t>husband</w:t>
+      </w:r>
+      <w:proofErr w:type="spellEnd"/>
+      <w:r>
+        <w:rPr>
+          <w:lang w:val="da-DK"/>
+        </w:rPr>
+        <w:t xml:space="preserve">. This breaks the model, </w:t>
+      </w:r>
+      <w:proofErr w:type="spellStart"/>
+      <w:r>
+        <w:rPr>
+          <w:lang w:val="da-DK"/>
+        </w:rPr>
+        <w:t>motivating</w:t>
+      </w:r>
+      <w:proofErr w:type="spellEnd"/>
+      <w:r>
+        <w:rPr>
+          <w:lang w:val="da-DK"/>
+        </w:rPr>
+        <w:t xml:space="preserve"> the </w:t>
+      </w:r>
+      <w:proofErr w:type="spellStart"/>
+      <w:r>
+        <w:rPr>
+          <w:lang w:val="da-DK"/>
+        </w:rPr>
+        <w:t>search</w:t>
+      </w:r>
+      <w:proofErr w:type="spellEnd"/>
+      <w:r>
+        <w:rPr>
+          <w:lang w:val="da-DK"/>
+        </w:rPr>
+        <w:t xml:space="preserve"> for </w:t>
+      </w:r>
+      <w:proofErr w:type="spellStart"/>
+      <w:r>
+        <w:rPr>
+          <w:lang w:val="da-DK"/>
+        </w:rPr>
+        <w:t>better</w:t>
+      </w:r>
+      <w:proofErr w:type="spellEnd"/>
+      <w:r>
+        <w:rPr>
+          <w:lang w:val="da-DK"/>
+        </w:rPr>
+        <w:t xml:space="preserve"> alternatives.</w:t>
       </w:r>
     </w:p>
     <w:p>
@@ -8443,31 +9200,1198 @@
           <w:ilvl w:val="0"/>
           <w:numId w:val="1"/>
         </w:numPr>
-      </w:pPr>
-      <w:r>
-        <w:t>What are the central mechanisms in the model?</w:t>
-      </w:r>
+        <w:rPr>
+          <w:lang w:val="da-DK"/>
+        </w:rPr>
+      </w:pPr>
+      <w:proofErr w:type="spellStart"/>
+      <w:r>
+        <w:rPr>
+          <w:b/>
+          <w:bCs/>
+          <w:lang w:val="da-DK"/>
+        </w:rPr>
+        <w:t>What</w:t>
+      </w:r>
+      <w:proofErr w:type="spellEnd"/>
+      <w:r>
+        <w:rPr>
+          <w:b/>
+          <w:bCs/>
+          <w:lang w:val="da-DK"/>
+        </w:rPr>
+        <w:t xml:space="preserve"> </w:t>
+      </w:r>
+      <w:proofErr w:type="spellStart"/>
+      <w:r>
+        <w:rPr>
+          <w:b/>
+          <w:bCs/>
+          <w:lang w:val="da-DK"/>
+        </w:rPr>
+        <w:t>are</w:t>
+      </w:r>
+      <w:proofErr w:type="spellEnd"/>
+      <w:r>
+        <w:rPr>
+          <w:b/>
+          <w:bCs/>
+          <w:lang w:val="da-DK"/>
+        </w:rPr>
+        <w:t xml:space="preserve"> the central </w:t>
+      </w:r>
+      <w:proofErr w:type="spellStart"/>
+      <w:r>
+        <w:rPr>
+          <w:b/>
+          <w:bCs/>
+          <w:lang w:val="da-DK"/>
+        </w:rPr>
+        <w:t>mechanisms</w:t>
+      </w:r>
+      <w:proofErr w:type="spellEnd"/>
+      <w:r>
+        <w:rPr>
+          <w:b/>
+          <w:bCs/>
+          <w:lang w:val="da-DK"/>
+        </w:rPr>
+        <w:t>?</w:t>
+      </w:r>
+      <w:r>
+        <w:rPr>
+          <w:lang w:val="da-DK"/>
+        </w:rPr>
+        <w:t> </w:t>
+      </w:r>
+    </w:p>
+    <w:p>
+      <w:pPr>
+        <w:pStyle w:val="Listeafsnit"/>
+        <w:rPr>
+          <w:lang w:val="da-DK"/>
+        </w:rPr>
+      </w:pPr>
+      <w:r>
+        <w:rPr>
+          <w:lang w:val="da-DK"/>
+        </w:rPr>
+        <w:t xml:space="preserve">Three </w:t>
+      </w:r>
+      <w:proofErr w:type="spellStart"/>
+      <w:r>
+        <w:rPr>
+          <w:lang w:val="da-DK"/>
+        </w:rPr>
+        <w:t>key</w:t>
+      </w:r>
+      <w:proofErr w:type="spellEnd"/>
+      <w:r>
+        <w:rPr>
+          <w:lang w:val="da-DK"/>
+        </w:rPr>
+        <w:t xml:space="preserve"> </w:t>
+      </w:r>
+      <w:proofErr w:type="spellStart"/>
+      <w:r>
+        <w:rPr>
+          <w:lang w:val="da-DK"/>
+        </w:rPr>
+        <w:t>ideas</w:t>
+      </w:r>
+      <w:proofErr w:type="spellEnd"/>
+      <w:r>
+        <w:rPr>
+          <w:lang w:val="da-DK"/>
+        </w:rPr>
+        <w:t>:</w:t>
+      </w:r>
+    </w:p>
+    <w:p>
+      <w:pPr>
+        <w:numPr>
+          <w:ilvl w:val="0"/>
+          <w:numId w:val="17"/>
+        </w:numPr>
+        <w:rPr>
+          <w:lang w:val="da-DK"/>
+        </w:rPr>
+      </w:pPr>
+      <w:proofErr w:type="spellStart"/>
+      <w:r>
+        <w:rPr>
+          <w:b/>
+          <w:bCs/>
+          <w:lang w:val="da-DK"/>
+        </w:rPr>
+        <w:t>Bargaining</w:t>
+      </w:r>
+      <w:proofErr w:type="spellEnd"/>
+      <w:r>
+        <w:rPr>
+          <w:b/>
+          <w:bCs/>
+          <w:lang w:val="da-DK"/>
+        </w:rPr>
+        <w:t xml:space="preserve"> power</w:t>
+      </w:r>
+      <w:r>
+        <w:rPr>
+          <w:lang w:val="da-DK"/>
+        </w:rPr>
+        <w:t xml:space="preserve">: </w:t>
+      </w:r>
+      <w:proofErr w:type="spellStart"/>
+      <w:r>
+        <w:rPr>
+          <w:lang w:val="da-DK"/>
+        </w:rPr>
+        <w:t>spouses</w:t>
+      </w:r>
+      <w:proofErr w:type="spellEnd"/>
+      <w:r>
+        <w:rPr>
+          <w:lang w:val="da-DK"/>
+        </w:rPr>
+        <w:t xml:space="preserve"> have </w:t>
+      </w:r>
+      <w:proofErr w:type="spellStart"/>
+      <w:r>
+        <w:rPr>
+          <w:lang w:val="da-DK"/>
+        </w:rPr>
+        <w:t>their</w:t>
+      </w:r>
+      <w:proofErr w:type="spellEnd"/>
+      <w:r>
+        <w:rPr>
+          <w:lang w:val="da-DK"/>
+        </w:rPr>
+        <w:t xml:space="preserve"> </w:t>
+      </w:r>
+      <w:proofErr w:type="spellStart"/>
+      <w:r>
+        <w:rPr>
+          <w:lang w:val="da-DK"/>
+        </w:rPr>
+        <w:t>own</w:t>
+      </w:r>
+      <w:proofErr w:type="spellEnd"/>
+      <w:r>
+        <w:rPr>
+          <w:lang w:val="da-DK"/>
+        </w:rPr>
+        <w:t xml:space="preserve"> </w:t>
+      </w:r>
+      <w:proofErr w:type="spellStart"/>
+      <w:r>
+        <w:rPr>
+          <w:lang w:val="da-DK"/>
+        </w:rPr>
+        <w:t>preferences</w:t>
+      </w:r>
+      <w:proofErr w:type="spellEnd"/>
+      <w:r>
+        <w:rPr>
+          <w:lang w:val="da-DK"/>
+        </w:rPr>
+        <w:t xml:space="preserve"> and </w:t>
+      </w:r>
+      <w:proofErr w:type="spellStart"/>
+      <w:r>
+        <w:rPr>
+          <w:lang w:val="da-DK"/>
+        </w:rPr>
+        <w:t>one</w:t>
+      </w:r>
+      <w:proofErr w:type="spellEnd"/>
+      <w:r>
+        <w:rPr>
+          <w:lang w:val="da-DK"/>
+        </w:rPr>
+        <w:t xml:space="preserve"> </w:t>
+      </w:r>
+      <w:proofErr w:type="spellStart"/>
+      <w:r>
+        <w:rPr>
+          <w:lang w:val="da-DK"/>
+        </w:rPr>
+        <w:t>may</w:t>
+      </w:r>
+      <w:proofErr w:type="spellEnd"/>
+      <w:r>
+        <w:rPr>
+          <w:lang w:val="da-DK"/>
+        </w:rPr>
+        <w:t xml:space="preserve"> have more </w:t>
+      </w:r>
+      <w:proofErr w:type="spellStart"/>
+      <w:r>
+        <w:rPr>
+          <w:lang w:val="da-DK"/>
+        </w:rPr>
+        <w:t>say</w:t>
+      </w:r>
+      <w:proofErr w:type="spellEnd"/>
+      <w:r>
+        <w:rPr>
+          <w:lang w:val="da-DK"/>
+        </w:rPr>
+        <w:t xml:space="preserve"> </w:t>
+      </w:r>
+      <w:proofErr w:type="spellStart"/>
+      <w:r>
+        <w:rPr>
+          <w:lang w:val="da-DK"/>
+        </w:rPr>
+        <w:t>than</w:t>
+      </w:r>
+      <w:proofErr w:type="spellEnd"/>
+      <w:r>
+        <w:rPr>
+          <w:lang w:val="da-DK"/>
+        </w:rPr>
+        <w:t xml:space="preserve"> the </w:t>
+      </w:r>
+      <w:proofErr w:type="spellStart"/>
+      <w:r>
+        <w:rPr>
+          <w:lang w:val="da-DK"/>
+        </w:rPr>
+        <w:t>other</w:t>
+      </w:r>
+      <w:proofErr w:type="spellEnd"/>
+    </w:p>
+    <w:p>
+      <w:pPr>
+        <w:numPr>
+          <w:ilvl w:val="0"/>
+          <w:numId w:val="17"/>
+        </w:numPr>
+        <w:rPr>
+          <w:lang w:val="da-DK"/>
+        </w:rPr>
+      </w:pPr>
+      <w:proofErr w:type="spellStart"/>
+      <w:r>
+        <w:rPr>
+          <w:b/>
+          <w:bCs/>
+          <w:lang w:val="da-DK"/>
+        </w:rPr>
+        <w:t>Outside</w:t>
+      </w:r>
+      <w:proofErr w:type="spellEnd"/>
+      <w:r>
+        <w:rPr>
+          <w:b/>
+          <w:bCs/>
+          <w:lang w:val="da-DK"/>
+        </w:rPr>
+        <w:t xml:space="preserve"> options</w:t>
+      </w:r>
+      <w:r>
+        <w:rPr>
+          <w:lang w:val="da-DK"/>
+        </w:rPr>
+        <w:t xml:space="preserve">: </w:t>
+      </w:r>
+      <w:proofErr w:type="spellStart"/>
+      <w:r>
+        <w:rPr>
+          <w:lang w:val="da-DK"/>
+        </w:rPr>
+        <w:t>each</w:t>
+      </w:r>
+      <w:proofErr w:type="spellEnd"/>
+      <w:r>
+        <w:rPr>
+          <w:lang w:val="da-DK"/>
+        </w:rPr>
+        <w:t xml:space="preserve"> </w:t>
+      </w:r>
+      <w:proofErr w:type="spellStart"/>
+      <w:r>
+        <w:rPr>
+          <w:lang w:val="da-DK"/>
+        </w:rPr>
+        <w:t>spouse</w:t>
+      </w:r>
+      <w:proofErr w:type="spellEnd"/>
+      <w:r>
+        <w:rPr>
+          <w:lang w:val="da-DK"/>
+        </w:rPr>
+        <w:t xml:space="preserve"> </w:t>
+      </w:r>
+      <w:proofErr w:type="spellStart"/>
+      <w:r>
+        <w:rPr>
+          <w:lang w:val="da-DK"/>
+        </w:rPr>
+        <w:t>considers</w:t>
+      </w:r>
+      <w:proofErr w:type="spellEnd"/>
+      <w:r>
+        <w:rPr>
+          <w:lang w:val="da-DK"/>
+        </w:rPr>
+        <w:t xml:space="preserve"> </w:t>
+      </w:r>
+      <w:proofErr w:type="spellStart"/>
+      <w:r>
+        <w:rPr>
+          <w:lang w:val="da-DK"/>
+        </w:rPr>
+        <w:t>what</w:t>
+      </w:r>
+      <w:proofErr w:type="spellEnd"/>
+      <w:r>
+        <w:rPr>
+          <w:lang w:val="da-DK"/>
+        </w:rPr>
+        <w:t xml:space="preserve"> </w:t>
+      </w:r>
+      <w:proofErr w:type="spellStart"/>
+      <w:r>
+        <w:rPr>
+          <w:lang w:val="da-DK"/>
+        </w:rPr>
+        <w:t>life</w:t>
+      </w:r>
+      <w:proofErr w:type="spellEnd"/>
+      <w:r>
+        <w:rPr>
+          <w:lang w:val="da-DK"/>
+        </w:rPr>
+        <w:t xml:space="preserve"> </w:t>
+      </w:r>
+      <w:proofErr w:type="spellStart"/>
+      <w:r>
+        <w:rPr>
+          <w:lang w:val="da-DK"/>
+        </w:rPr>
+        <w:t>would</w:t>
+      </w:r>
+      <w:proofErr w:type="spellEnd"/>
+      <w:r>
+        <w:rPr>
+          <w:lang w:val="da-DK"/>
+        </w:rPr>
+        <w:t xml:space="preserve"> look like </w:t>
+      </w:r>
+      <w:proofErr w:type="spellStart"/>
+      <w:r>
+        <w:rPr>
+          <w:lang w:val="da-DK"/>
+        </w:rPr>
+        <w:t>if</w:t>
+      </w:r>
+      <w:proofErr w:type="spellEnd"/>
+      <w:r>
+        <w:rPr>
+          <w:lang w:val="da-DK"/>
+        </w:rPr>
+        <w:t xml:space="preserve"> </w:t>
+      </w:r>
+      <w:proofErr w:type="spellStart"/>
+      <w:r>
+        <w:rPr>
+          <w:lang w:val="da-DK"/>
+        </w:rPr>
+        <w:t>they</w:t>
+      </w:r>
+      <w:proofErr w:type="spellEnd"/>
+      <w:r>
+        <w:rPr>
+          <w:lang w:val="da-DK"/>
+        </w:rPr>
+        <w:t xml:space="preserve"> </w:t>
+      </w:r>
+      <w:proofErr w:type="spellStart"/>
+      <w:r>
+        <w:rPr>
+          <w:lang w:val="da-DK"/>
+        </w:rPr>
+        <w:t>left</w:t>
+      </w:r>
+      <w:proofErr w:type="spellEnd"/>
+      <w:r>
+        <w:rPr>
+          <w:lang w:val="da-DK"/>
+        </w:rPr>
+        <w:t xml:space="preserve"> (</w:t>
+      </w:r>
+      <w:proofErr w:type="spellStart"/>
+      <w:r>
+        <w:rPr>
+          <w:lang w:val="da-DK"/>
+        </w:rPr>
+        <w:t>divorce</w:t>
+      </w:r>
+      <w:proofErr w:type="spellEnd"/>
+      <w:r>
+        <w:rPr>
+          <w:lang w:val="da-DK"/>
+        </w:rPr>
+        <w:t xml:space="preserve">/separation), </w:t>
+      </w:r>
+      <w:proofErr w:type="spellStart"/>
+      <w:r>
+        <w:rPr>
+          <w:lang w:val="da-DK"/>
+        </w:rPr>
+        <w:t>which</w:t>
+      </w:r>
+      <w:proofErr w:type="spellEnd"/>
+      <w:r>
+        <w:rPr>
+          <w:lang w:val="da-DK"/>
+        </w:rPr>
+        <w:t xml:space="preserve"> </w:t>
+      </w:r>
+      <w:proofErr w:type="spellStart"/>
+      <w:r>
+        <w:rPr>
+          <w:lang w:val="da-DK"/>
+        </w:rPr>
+        <w:t>affects</w:t>
+      </w:r>
+      <w:proofErr w:type="spellEnd"/>
+      <w:r>
+        <w:rPr>
+          <w:lang w:val="da-DK"/>
+        </w:rPr>
+        <w:t xml:space="preserve"> </w:t>
+      </w:r>
+      <w:proofErr w:type="spellStart"/>
+      <w:r>
+        <w:rPr>
+          <w:lang w:val="da-DK"/>
+        </w:rPr>
+        <w:t>how</w:t>
+      </w:r>
+      <w:proofErr w:type="spellEnd"/>
+      <w:r>
+        <w:rPr>
+          <w:lang w:val="da-DK"/>
+        </w:rPr>
+        <w:t xml:space="preserve"> </w:t>
+      </w:r>
+      <w:proofErr w:type="spellStart"/>
+      <w:r>
+        <w:rPr>
+          <w:lang w:val="da-DK"/>
+        </w:rPr>
+        <w:t>much</w:t>
+      </w:r>
+      <w:proofErr w:type="spellEnd"/>
+      <w:r>
+        <w:rPr>
+          <w:lang w:val="da-DK"/>
+        </w:rPr>
+        <w:t xml:space="preserve"> power </w:t>
+      </w:r>
+      <w:proofErr w:type="spellStart"/>
+      <w:r>
+        <w:rPr>
+          <w:lang w:val="da-DK"/>
+        </w:rPr>
+        <w:t>they</w:t>
+      </w:r>
+      <w:proofErr w:type="spellEnd"/>
+      <w:r>
+        <w:rPr>
+          <w:lang w:val="da-DK"/>
+        </w:rPr>
+        <w:t xml:space="preserve"> have</w:t>
+      </w:r>
+    </w:p>
+    <w:p>
+      <w:pPr>
+        <w:numPr>
+          <w:ilvl w:val="0"/>
+          <w:numId w:val="17"/>
+        </w:numPr>
+        <w:rPr>
+          <w:lang w:val="da-DK"/>
+        </w:rPr>
+      </w:pPr>
+      <w:proofErr w:type="spellStart"/>
+      <w:r>
+        <w:rPr>
+          <w:b/>
+          <w:bCs/>
+          <w:lang w:val="da-DK"/>
+        </w:rPr>
+        <w:t>Renegotiation</w:t>
+      </w:r>
+      <w:proofErr w:type="spellEnd"/>
+      <w:r>
+        <w:rPr>
+          <w:lang w:val="da-DK"/>
+        </w:rPr>
+        <w:t>:</w:t>
+      </w:r>
+      <w:r>
+        <w:rPr>
+          <w:lang w:val="da-DK"/>
+        </w:rPr>
+        <w:t xml:space="preserve"> </w:t>
+      </w:r>
+      <w:proofErr w:type="spellStart"/>
+      <w:r>
+        <w:rPr>
+          <w:lang w:val="da-DK"/>
+        </w:rPr>
+        <w:t>if</w:t>
+      </w:r>
+      <w:proofErr w:type="spellEnd"/>
+      <w:r>
+        <w:rPr>
+          <w:lang w:val="da-DK"/>
+        </w:rPr>
+        <w:t xml:space="preserve"> </w:t>
+      </w:r>
+      <w:proofErr w:type="spellStart"/>
+      <w:r>
+        <w:rPr>
+          <w:lang w:val="da-DK"/>
+        </w:rPr>
+        <w:t>something</w:t>
+      </w:r>
+      <w:proofErr w:type="spellEnd"/>
+      <w:r>
+        <w:rPr>
+          <w:lang w:val="da-DK"/>
+        </w:rPr>
+        <w:t xml:space="preserve"> big </w:t>
+      </w:r>
+      <w:proofErr w:type="spellStart"/>
+      <w:r>
+        <w:rPr>
+          <w:lang w:val="da-DK"/>
+        </w:rPr>
+        <w:t>changes</w:t>
+      </w:r>
+      <w:proofErr w:type="spellEnd"/>
+      <w:r>
+        <w:rPr>
+          <w:lang w:val="da-DK"/>
+        </w:rPr>
+        <w:t xml:space="preserve"> (job </w:t>
+      </w:r>
+      <w:proofErr w:type="spellStart"/>
+      <w:r>
+        <w:rPr>
+          <w:lang w:val="da-DK"/>
+        </w:rPr>
+        <w:t>loss</w:t>
+      </w:r>
+      <w:proofErr w:type="spellEnd"/>
+      <w:r>
+        <w:rPr>
+          <w:lang w:val="da-DK"/>
+        </w:rPr>
+        <w:t xml:space="preserve">, </w:t>
+      </w:r>
+      <w:proofErr w:type="spellStart"/>
+      <w:r>
+        <w:rPr>
+          <w:lang w:val="da-DK"/>
+        </w:rPr>
+        <w:t>inheritance</w:t>
+      </w:r>
+      <w:proofErr w:type="spellEnd"/>
+      <w:r>
+        <w:rPr>
+          <w:lang w:val="da-DK"/>
+        </w:rPr>
+        <w:t xml:space="preserve">), the balance of power </w:t>
+      </w:r>
+      <w:proofErr w:type="spellStart"/>
+      <w:r>
+        <w:rPr>
+          <w:lang w:val="da-DK"/>
+        </w:rPr>
+        <w:t>inside</w:t>
+      </w:r>
+      <w:proofErr w:type="spellEnd"/>
+      <w:r>
+        <w:rPr>
+          <w:lang w:val="da-DK"/>
+        </w:rPr>
+        <w:t xml:space="preserve"> the </w:t>
+      </w:r>
+      <w:proofErr w:type="spellStart"/>
+      <w:r>
+        <w:rPr>
+          <w:lang w:val="da-DK"/>
+        </w:rPr>
+        <w:t>household</w:t>
+      </w:r>
+      <w:proofErr w:type="spellEnd"/>
+      <w:r>
+        <w:rPr>
+          <w:lang w:val="da-DK"/>
+        </w:rPr>
+        <w:t xml:space="preserve"> </w:t>
+      </w:r>
+      <w:proofErr w:type="spellStart"/>
+      <w:r>
+        <w:rPr>
+          <w:lang w:val="da-DK"/>
+        </w:rPr>
+        <w:t>can</w:t>
+      </w:r>
+      <w:proofErr w:type="spellEnd"/>
+      <w:r>
+        <w:rPr>
+          <w:lang w:val="da-DK"/>
+        </w:rPr>
+        <w:t xml:space="preserve"> shift</w:t>
+      </w:r>
+    </w:p>
+    <w:p>
+      <w:pPr>
+        <w:rPr>
+          <w:b/>
+          <w:bCs/>
+          <w:lang w:val="da-DK"/>
+        </w:rPr>
+      </w:pPr>
     </w:p>
     <w:p>
       <w:pPr>
         <w:pStyle w:val="Listeafsnit"/>
         <w:numPr>
           <w:ilvl w:val="0"/>
-          <w:numId w:val="1"/>
+          <w:numId w:val="17"/>
         </w:numPr>
-      </w:pPr>
-      <w:r>
-        <w:t>What is the simplest model in which we could capture these?</w:t>
-      </w:r>
-    </w:p>
-    <w:p>
-      <w:pPr>
-        <w:rPr>
-          <w:rFonts w:eastAsiaTheme="minorEastAsia"/>
-          <w:b/>
-          <w:bCs/>
-        </w:rPr>
-      </w:pPr>
+        <w:rPr>
+          <w:lang w:val="da-DK"/>
+        </w:rPr>
+      </w:pPr>
+      <w:proofErr w:type="spellStart"/>
+      <w:r>
+        <w:rPr>
+          <w:b/>
+          <w:bCs/>
+          <w:lang w:val="da-DK"/>
+        </w:rPr>
+        <w:t>What</w:t>
+      </w:r>
+      <w:proofErr w:type="spellEnd"/>
+      <w:r>
+        <w:rPr>
+          <w:b/>
+          <w:bCs/>
+          <w:lang w:val="da-DK"/>
+        </w:rPr>
+        <w:t xml:space="preserve"> is the simplest model </w:t>
+      </w:r>
+      <w:proofErr w:type="spellStart"/>
+      <w:r>
+        <w:rPr>
+          <w:b/>
+          <w:bCs/>
+          <w:lang w:val="da-DK"/>
+        </w:rPr>
+        <w:t>capturing</w:t>
+      </w:r>
+      <w:proofErr w:type="spellEnd"/>
+      <w:r>
+        <w:rPr>
+          <w:b/>
+          <w:bCs/>
+          <w:lang w:val="da-DK"/>
+        </w:rPr>
+        <w:t xml:space="preserve"> </w:t>
+      </w:r>
+      <w:proofErr w:type="spellStart"/>
+      <w:r>
+        <w:rPr>
+          <w:b/>
+          <w:bCs/>
+          <w:lang w:val="da-DK"/>
+        </w:rPr>
+        <w:t>these</w:t>
+      </w:r>
+      <w:proofErr w:type="spellEnd"/>
+      <w:r>
+        <w:rPr>
+          <w:b/>
+          <w:bCs/>
+          <w:lang w:val="da-DK"/>
+        </w:rPr>
+        <w:t>?</w:t>
+      </w:r>
+      <w:r>
+        <w:rPr>
+          <w:lang w:val="da-DK"/>
+        </w:rPr>
+        <w:t> </w:t>
+      </w:r>
+    </w:p>
+    <w:p>
+      <w:pPr>
+        <w:pStyle w:val="Listeafsnit"/>
+        <w:rPr>
+          <w:lang w:val="da-DK"/>
+        </w:rPr>
+      </w:pPr>
+    </w:p>
+    <w:p>
+      <w:pPr>
+        <w:rPr>
+          <w:lang w:val="da-DK"/>
+        </w:rPr>
+      </w:pPr>
+      <w:r>
+        <w:rPr>
+          <w:lang w:val="da-DK"/>
+        </w:rPr>
+        <w:lastRenderedPageBreak/>
+        <w:t>The </w:t>
+      </w:r>
+      <w:proofErr w:type="spellStart"/>
+      <w:r>
+        <w:rPr>
+          <w:b/>
+          <w:bCs/>
+          <w:lang w:val="da-DK"/>
+        </w:rPr>
+        <w:t>static</w:t>
+      </w:r>
+      <w:proofErr w:type="spellEnd"/>
+      <w:r>
+        <w:rPr>
+          <w:b/>
+          <w:bCs/>
+          <w:lang w:val="da-DK"/>
+        </w:rPr>
+        <w:t xml:space="preserve"> </w:t>
+      </w:r>
+      <w:proofErr w:type="spellStart"/>
+      <w:r>
+        <w:rPr>
+          <w:b/>
+          <w:bCs/>
+          <w:lang w:val="da-DK"/>
+        </w:rPr>
+        <w:t>collective</w:t>
+      </w:r>
+      <w:proofErr w:type="spellEnd"/>
+      <w:r>
+        <w:rPr>
+          <w:b/>
+          <w:bCs/>
+          <w:lang w:val="da-DK"/>
+        </w:rPr>
+        <w:t xml:space="preserve"> model</w:t>
+      </w:r>
+      <w:r>
+        <w:rPr>
+          <w:lang w:val="da-DK"/>
+        </w:rPr>
+        <w:t xml:space="preserve">. </w:t>
+      </w:r>
+      <w:proofErr w:type="spellStart"/>
+      <w:r>
+        <w:rPr>
+          <w:lang w:val="da-DK"/>
+        </w:rPr>
+        <w:t>Think</w:t>
+      </w:r>
+      <w:proofErr w:type="spellEnd"/>
+      <w:r>
+        <w:rPr>
+          <w:lang w:val="da-DK"/>
+        </w:rPr>
+        <w:t xml:space="preserve"> of </w:t>
+      </w:r>
+      <w:proofErr w:type="gramStart"/>
+      <w:r>
+        <w:rPr>
+          <w:lang w:val="da-DK"/>
+        </w:rPr>
+        <w:t>it as</w:t>
+      </w:r>
+      <w:proofErr w:type="gramEnd"/>
+      <w:r>
+        <w:rPr>
+          <w:lang w:val="da-DK"/>
+        </w:rPr>
+        <w:t xml:space="preserve">: the </w:t>
+      </w:r>
+      <w:proofErr w:type="spellStart"/>
+      <w:r>
+        <w:rPr>
+          <w:lang w:val="da-DK"/>
+        </w:rPr>
+        <w:t>household</w:t>
+      </w:r>
+      <w:proofErr w:type="spellEnd"/>
+      <w:r>
+        <w:rPr>
+          <w:lang w:val="da-DK"/>
+        </w:rPr>
+        <w:t xml:space="preserve"> </w:t>
+      </w:r>
+      <w:proofErr w:type="spellStart"/>
+      <w:r>
+        <w:rPr>
+          <w:lang w:val="da-DK"/>
+        </w:rPr>
+        <w:t>maximizes</w:t>
+      </w:r>
+      <w:proofErr w:type="spellEnd"/>
+      <w:r>
+        <w:rPr>
+          <w:lang w:val="da-DK"/>
+        </w:rPr>
+        <w:t xml:space="preserve"> a </w:t>
+      </w:r>
+      <w:proofErr w:type="spellStart"/>
+      <w:r>
+        <w:rPr>
+          <w:lang w:val="da-DK"/>
+        </w:rPr>
+        <w:t>weighted</w:t>
+      </w:r>
+      <w:proofErr w:type="spellEnd"/>
+      <w:r>
+        <w:rPr>
+          <w:lang w:val="da-DK"/>
+        </w:rPr>
+        <w:t xml:space="preserve"> average of the </w:t>
+      </w:r>
+      <w:proofErr w:type="spellStart"/>
+      <w:r>
+        <w:rPr>
+          <w:lang w:val="da-DK"/>
+        </w:rPr>
+        <w:t>wife's</w:t>
+      </w:r>
+      <w:proofErr w:type="spellEnd"/>
+      <w:r>
+        <w:rPr>
+          <w:lang w:val="da-DK"/>
+        </w:rPr>
+        <w:t xml:space="preserve"> and </w:t>
+      </w:r>
+      <w:proofErr w:type="spellStart"/>
+      <w:proofErr w:type="gramStart"/>
+      <w:r>
+        <w:rPr>
+          <w:lang w:val="da-DK"/>
+        </w:rPr>
+        <w:t>husband's</w:t>
+      </w:r>
+      <w:proofErr w:type="spellEnd"/>
+      <w:proofErr w:type="gramEnd"/>
+      <w:r>
+        <w:rPr>
+          <w:lang w:val="da-DK"/>
+        </w:rPr>
+        <w:t xml:space="preserve"> </w:t>
+      </w:r>
+      <w:proofErr w:type="spellStart"/>
+      <w:r>
+        <w:rPr>
+          <w:lang w:val="da-DK"/>
+        </w:rPr>
+        <w:t>happiness</w:t>
+      </w:r>
+      <w:proofErr w:type="spellEnd"/>
+      <w:r>
+        <w:rPr>
+          <w:lang w:val="da-DK"/>
+        </w:rPr>
+        <w:t xml:space="preserve">, </w:t>
+      </w:r>
+      <w:proofErr w:type="spellStart"/>
+      <w:r>
+        <w:rPr>
+          <w:lang w:val="da-DK"/>
+        </w:rPr>
+        <w:t>where</w:t>
+      </w:r>
+      <w:proofErr w:type="spellEnd"/>
+      <w:r>
+        <w:rPr>
+          <w:lang w:val="da-DK"/>
+        </w:rPr>
+        <w:t xml:space="preserve"> the </w:t>
+      </w:r>
+      <w:proofErr w:type="spellStart"/>
+      <w:r>
+        <w:rPr>
+          <w:lang w:val="da-DK"/>
+        </w:rPr>
+        <w:t>weights</w:t>
+      </w:r>
+      <w:proofErr w:type="spellEnd"/>
+      <w:r>
+        <w:rPr>
+          <w:lang w:val="da-DK"/>
+        </w:rPr>
+        <w:t xml:space="preserve"> </w:t>
+      </w:r>
+      <w:proofErr w:type="spellStart"/>
+      <w:r>
+        <w:rPr>
+          <w:lang w:val="da-DK"/>
+        </w:rPr>
+        <w:t>reflect</w:t>
+      </w:r>
+      <w:proofErr w:type="spellEnd"/>
+      <w:r>
+        <w:rPr>
+          <w:lang w:val="da-DK"/>
+        </w:rPr>
+        <w:t xml:space="preserve"> </w:t>
+      </w:r>
+      <w:proofErr w:type="spellStart"/>
+      <w:r>
+        <w:rPr>
+          <w:lang w:val="da-DK"/>
+        </w:rPr>
+        <w:t>their</w:t>
+      </w:r>
+      <w:proofErr w:type="spellEnd"/>
+      <w:r>
+        <w:rPr>
+          <w:lang w:val="da-DK"/>
+        </w:rPr>
+        <w:t xml:space="preserve"> relative </w:t>
+      </w:r>
+      <w:proofErr w:type="spellStart"/>
+      <w:r>
+        <w:rPr>
+          <w:lang w:val="da-DK"/>
+        </w:rPr>
+        <w:t>bargaining</w:t>
+      </w:r>
+      <w:proofErr w:type="spellEnd"/>
+      <w:r>
+        <w:rPr>
+          <w:lang w:val="da-DK"/>
+        </w:rPr>
+        <w:t xml:space="preserve"> power. </w:t>
+      </w:r>
+      <w:proofErr w:type="spellStart"/>
+      <w:r>
+        <w:rPr>
+          <w:lang w:val="da-DK"/>
+        </w:rPr>
+        <w:t>Unlike</w:t>
+      </w:r>
+      <w:proofErr w:type="spellEnd"/>
+      <w:r>
+        <w:rPr>
+          <w:lang w:val="da-DK"/>
+        </w:rPr>
+        <w:t xml:space="preserve"> the </w:t>
+      </w:r>
+      <w:proofErr w:type="spellStart"/>
+      <w:r>
+        <w:rPr>
+          <w:lang w:val="da-DK"/>
+        </w:rPr>
+        <w:t>unitary</w:t>
+      </w:r>
+      <w:proofErr w:type="spellEnd"/>
+      <w:r>
+        <w:rPr>
+          <w:lang w:val="da-DK"/>
+        </w:rPr>
+        <w:t xml:space="preserve"> model, </w:t>
+      </w:r>
+      <w:proofErr w:type="spellStart"/>
+      <w:r>
+        <w:rPr>
+          <w:lang w:val="da-DK"/>
+        </w:rPr>
+        <w:t>these</w:t>
+      </w:r>
+      <w:proofErr w:type="spellEnd"/>
+      <w:r>
+        <w:rPr>
+          <w:lang w:val="da-DK"/>
+        </w:rPr>
+        <w:t xml:space="preserve"> </w:t>
+      </w:r>
+      <w:proofErr w:type="spellStart"/>
+      <w:r>
+        <w:rPr>
+          <w:lang w:val="da-DK"/>
+        </w:rPr>
+        <w:t>weights</w:t>
+      </w:r>
+      <w:proofErr w:type="spellEnd"/>
+      <w:r>
+        <w:rPr>
+          <w:lang w:val="da-DK"/>
+        </w:rPr>
+        <w:t xml:space="preserve"> </w:t>
+      </w:r>
+      <w:proofErr w:type="spellStart"/>
+      <w:r>
+        <w:rPr>
+          <w:lang w:val="da-DK"/>
+        </w:rPr>
+        <w:t>can</w:t>
+      </w:r>
+      <w:proofErr w:type="spellEnd"/>
+      <w:r>
+        <w:rPr>
+          <w:lang w:val="da-DK"/>
+        </w:rPr>
+        <w:t xml:space="preserve"> </w:t>
+      </w:r>
+      <w:proofErr w:type="spellStart"/>
+      <w:r>
+        <w:rPr>
+          <w:lang w:val="da-DK"/>
+        </w:rPr>
+        <w:t>change</w:t>
+      </w:r>
+      <w:proofErr w:type="spellEnd"/>
+      <w:r>
+        <w:rPr>
+          <w:lang w:val="da-DK"/>
+        </w:rPr>
+        <w:t xml:space="preserve"> </w:t>
+      </w:r>
+      <w:proofErr w:type="spellStart"/>
+      <w:r>
+        <w:rPr>
+          <w:lang w:val="da-DK"/>
+        </w:rPr>
+        <w:t>depending</w:t>
+      </w:r>
+      <w:proofErr w:type="spellEnd"/>
+      <w:r>
+        <w:rPr>
+          <w:lang w:val="da-DK"/>
+        </w:rPr>
+        <w:t xml:space="preserve"> on </w:t>
+      </w:r>
+      <w:proofErr w:type="spellStart"/>
+      <w:r>
+        <w:rPr>
+          <w:lang w:val="da-DK"/>
+        </w:rPr>
+        <w:t>income</w:t>
+      </w:r>
+      <w:proofErr w:type="spellEnd"/>
+      <w:r>
+        <w:rPr>
+          <w:lang w:val="da-DK"/>
+        </w:rPr>
+        <w:t xml:space="preserve">, </w:t>
+      </w:r>
+      <w:proofErr w:type="spellStart"/>
+      <w:r>
+        <w:rPr>
+          <w:lang w:val="da-DK"/>
+        </w:rPr>
+        <w:t>wages</w:t>
+      </w:r>
+      <w:proofErr w:type="spellEnd"/>
+      <w:r>
+        <w:rPr>
+          <w:lang w:val="da-DK"/>
+        </w:rPr>
+        <w:t xml:space="preserve">, and </w:t>
+      </w:r>
+      <w:proofErr w:type="spellStart"/>
+      <w:r>
+        <w:rPr>
+          <w:lang w:val="da-DK"/>
+        </w:rPr>
+        <w:t>other</w:t>
+      </w:r>
+      <w:proofErr w:type="spellEnd"/>
+      <w:r>
+        <w:rPr>
+          <w:lang w:val="da-DK"/>
+        </w:rPr>
+        <w:t xml:space="preserve"> factors — </w:t>
+      </w:r>
+      <w:proofErr w:type="spellStart"/>
+      <w:r>
+        <w:rPr>
+          <w:lang w:val="da-DK"/>
+        </w:rPr>
+        <w:t>which</w:t>
+      </w:r>
+      <w:proofErr w:type="spellEnd"/>
+      <w:r>
+        <w:rPr>
+          <w:lang w:val="da-DK"/>
+        </w:rPr>
+        <w:t xml:space="preserve"> is </w:t>
+      </w:r>
+      <w:proofErr w:type="spellStart"/>
+      <w:r>
+        <w:rPr>
+          <w:lang w:val="da-DK"/>
+        </w:rPr>
+        <w:t>why</w:t>
+      </w:r>
+      <w:proofErr w:type="spellEnd"/>
+      <w:r>
+        <w:rPr>
+          <w:lang w:val="da-DK"/>
+        </w:rPr>
+        <w:t xml:space="preserve"> it </w:t>
+      </w:r>
+      <w:proofErr w:type="spellStart"/>
+      <w:r>
+        <w:rPr>
+          <w:lang w:val="da-DK"/>
+        </w:rPr>
+        <w:t>matters</w:t>
+      </w:r>
+      <w:proofErr w:type="spellEnd"/>
+      <w:r>
+        <w:rPr>
+          <w:lang w:val="da-DK"/>
+        </w:rPr>
+        <w:t> </w:t>
+      </w:r>
+      <w:proofErr w:type="spellStart"/>
+      <w:r>
+        <w:rPr>
+          <w:i/>
+          <w:iCs/>
+          <w:lang w:val="da-DK"/>
+        </w:rPr>
+        <w:t>who</w:t>
+      </w:r>
+      <w:proofErr w:type="spellEnd"/>
+      <w:r>
+        <w:rPr>
+          <w:lang w:val="da-DK"/>
+        </w:rPr>
+        <w:t> </w:t>
+      </w:r>
+      <w:proofErr w:type="spellStart"/>
+      <w:r>
+        <w:rPr>
+          <w:lang w:val="da-DK"/>
+        </w:rPr>
+        <w:t>gets</w:t>
+      </w:r>
+      <w:proofErr w:type="spellEnd"/>
+      <w:r>
+        <w:rPr>
+          <w:lang w:val="da-DK"/>
+        </w:rPr>
+        <w:t xml:space="preserve"> the cash transfer.</w:t>
+      </w:r>
     </w:p>
     <w:p/>
     <w:p>
@@ -8657,6 +10581,152 @@
     </w:lvl>
   </w:abstractNum>
   <w:abstractNum w:abstractNumId="1" w15:restartNumberingAfterBreak="0">
+    <w:nsid w:val="00FC772F"/>
+    <w:multiLevelType w:val="multilevel"/>
+    <w:tmpl w:val="14B84C02"/>
+    <w:lvl w:ilvl="0">
+      <w:start w:val="1"/>
+      <w:numFmt w:val="bullet"/>
+      <w:lvlText w:val="o"/>
+      <w:lvlJc w:val="left"/>
+      <w:pPr>
+        <w:ind w:left="1080" w:hanging="360"/>
+      </w:pPr>
+      <w:rPr>
+        <w:rFonts w:ascii="Courier New" w:hAnsi="Courier New" w:cs="Courier New" w:hint="default"/>
+        <w:sz w:val="20"/>
+      </w:rPr>
+    </w:lvl>
+    <w:lvl w:ilvl="1" w:tentative="1">
+      <w:start w:val="1"/>
+      <w:numFmt w:val="bullet"/>
+      <w:lvlText w:val="o"/>
+      <w:lvlJc w:val="left"/>
+      <w:pPr>
+        <w:tabs>
+          <w:tab w:val="num" w:pos="1080"/>
+        </w:tabs>
+        <w:ind w:left="1080" w:hanging="360"/>
+      </w:pPr>
+      <w:rPr>
+        <w:rFonts w:ascii="Courier New" w:hAnsi="Courier New" w:hint="default"/>
+        <w:sz w:val="20"/>
+      </w:rPr>
+    </w:lvl>
+    <w:lvl w:ilvl="2" w:tentative="1">
+      <w:start w:val="1"/>
+      <w:numFmt w:val="bullet"/>
+      <w:lvlText w:val=""/>
+      <w:lvlJc w:val="left"/>
+      <w:pPr>
+        <w:tabs>
+          <w:tab w:val="num" w:pos="1800"/>
+        </w:tabs>
+        <w:ind w:left="1800" w:hanging="360"/>
+      </w:pPr>
+      <w:rPr>
+        <w:rFonts w:ascii="Wingdings" w:hAnsi="Wingdings" w:hint="default"/>
+        <w:sz w:val="20"/>
+      </w:rPr>
+    </w:lvl>
+    <w:lvl w:ilvl="3" w:tentative="1">
+      <w:start w:val="1"/>
+      <w:numFmt w:val="bullet"/>
+      <w:lvlText w:val=""/>
+      <w:lvlJc w:val="left"/>
+      <w:pPr>
+        <w:tabs>
+          <w:tab w:val="num" w:pos="2520"/>
+        </w:tabs>
+        <w:ind w:left="2520" w:hanging="360"/>
+      </w:pPr>
+      <w:rPr>
+        <w:rFonts w:ascii="Wingdings" w:hAnsi="Wingdings" w:hint="default"/>
+        <w:sz w:val="20"/>
+      </w:rPr>
+    </w:lvl>
+    <w:lvl w:ilvl="4" w:tentative="1">
+      <w:start w:val="1"/>
+      <w:numFmt w:val="bullet"/>
+      <w:lvlText w:val=""/>
+      <w:lvlJc w:val="left"/>
+      <w:pPr>
+        <w:tabs>
+          <w:tab w:val="num" w:pos="3240"/>
+        </w:tabs>
+        <w:ind w:left="3240" w:hanging="360"/>
+      </w:pPr>
+      <w:rPr>
+        <w:rFonts w:ascii="Wingdings" w:hAnsi="Wingdings" w:hint="default"/>
+        <w:sz w:val="20"/>
+      </w:rPr>
+    </w:lvl>
+    <w:lvl w:ilvl="5" w:tentative="1">
+      <w:start w:val="1"/>
+      <w:numFmt w:val="bullet"/>
+      <w:lvlText w:val=""/>
+      <w:lvlJc w:val="left"/>
+      <w:pPr>
+        <w:tabs>
+          <w:tab w:val="num" w:pos="3960"/>
+        </w:tabs>
+        <w:ind w:left="3960" w:hanging="360"/>
+      </w:pPr>
+      <w:rPr>
+        <w:rFonts w:ascii="Wingdings" w:hAnsi="Wingdings" w:hint="default"/>
+        <w:sz w:val="20"/>
+      </w:rPr>
+    </w:lvl>
+    <w:lvl w:ilvl="6" w:tentative="1">
+      <w:start w:val="1"/>
+      <w:numFmt w:val="bullet"/>
+      <w:lvlText w:val=""/>
+      <w:lvlJc w:val="left"/>
+      <w:pPr>
+        <w:tabs>
+          <w:tab w:val="num" w:pos="4680"/>
+        </w:tabs>
+        <w:ind w:left="4680" w:hanging="360"/>
+      </w:pPr>
+      <w:rPr>
+        <w:rFonts w:ascii="Wingdings" w:hAnsi="Wingdings" w:hint="default"/>
+        <w:sz w:val="20"/>
+      </w:rPr>
+    </w:lvl>
+    <w:lvl w:ilvl="7" w:tentative="1">
+      <w:start w:val="1"/>
+      <w:numFmt w:val="bullet"/>
+      <w:lvlText w:val=""/>
+      <w:lvlJc w:val="left"/>
+      <w:pPr>
+        <w:tabs>
+          <w:tab w:val="num" w:pos="5400"/>
+        </w:tabs>
+        <w:ind w:left="5400" w:hanging="360"/>
+      </w:pPr>
+      <w:rPr>
+        <w:rFonts w:ascii="Wingdings" w:hAnsi="Wingdings" w:hint="default"/>
+        <w:sz w:val="20"/>
+      </w:rPr>
+    </w:lvl>
+    <w:lvl w:ilvl="8" w:tentative="1">
+      <w:start w:val="1"/>
+      <w:numFmt w:val="bullet"/>
+      <w:lvlText w:val=""/>
+      <w:lvlJc w:val="left"/>
+      <w:pPr>
+        <w:tabs>
+          <w:tab w:val="num" w:pos="6120"/>
+        </w:tabs>
+        <w:ind w:left="6120" w:hanging="360"/>
+      </w:pPr>
+      <w:rPr>
+        <w:rFonts w:ascii="Wingdings" w:hAnsi="Wingdings" w:hint="default"/>
+        <w:sz w:val="20"/>
+      </w:rPr>
+    </w:lvl>
+  </w:abstractNum>
+  <w:abstractNum w:abstractNumId="2" w15:restartNumberingAfterBreak="0">
     <w:nsid w:val="19D65BB7"/>
     <w:multiLevelType w:val="hybridMultilevel"/>
     <w:tmpl w:val="A66AE0A4"/>
@@ -8745,7 +10815,7 @@
       </w:pPr>
     </w:lvl>
   </w:abstractNum>
-  <w:abstractNum w:abstractNumId="2" w15:restartNumberingAfterBreak="0">
+  <w:abstractNum w:abstractNumId="3" w15:restartNumberingAfterBreak="0">
     <w:nsid w:val="2A7C7EEA"/>
     <w:multiLevelType w:val="hybridMultilevel"/>
     <w:tmpl w:val="03F8AD44"/>
@@ -8834,10 +10904,10 @@
       </w:pPr>
     </w:lvl>
   </w:abstractNum>
-  <w:abstractNum w:abstractNumId="3" w15:restartNumberingAfterBreak="0">
+  <w:abstractNum w:abstractNumId="4" w15:restartNumberingAfterBreak="0">
     <w:nsid w:val="3F01438A"/>
     <w:multiLevelType w:val="hybridMultilevel"/>
-    <w:tmpl w:val="5ECAEABC"/>
+    <w:tmpl w:val="5A5CD170"/>
     <w:lvl w:ilvl="0" w:tplc="04060001">
       <w:start w:val="1"/>
       <w:numFmt w:val="bullet"/>
@@ -8947,7 +11017,7 @@
       </w:rPr>
     </w:lvl>
   </w:abstractNum>
-  <w:abstractNum w:abstractNumId="4" w15:restartNumberingAfterBreak="0">
+  <w:abstractNum w:abstractNumId="5" w15:restartNumberingAfterBreak="0">
     <w:nsid w:val="40BE0A58"/>
     <w:multiLevelType w:val="multilevel"/>
     <w:tmpl w:val="080C3356"/>
@@ -9096,7 +11166,7 @@
       </w:rPr>
     </w:lvl>
   </w:abstractNum>
-  <w:abstractNum w:abstractNumId="5" w15:restartNumberingAfterBreak="0">
+  <w:abstractNum w:abstractNumId="6" w15:restartNumberingAfterBreak="0">
     <w:nsid w:val="40D57948"/>
     <w:multiLevelType w:val="hybridMultilevel"/>
     <w:tmpl w:val="A62C5828"/>
@@ -9209,7 +11279,7 @@
       </w:rPr>
     </w:lvl>
   </w:abstractNum>
-  <w:abstractNum w:abstractNumId="6" w15:restartNumberingAfterBreak="0">
+  <w:abstractNum w:abstractNumId="7" w15:restartNumberingAfterBreak="0">
     <w:nsid w:val="484013E7"/>
     <w:multiLevelType w:val="hybridMultilevel"/>
     <w:tmpl w:val="7AE891CA"/>
@@ -9302,7 +11372,7 @@
       </w:pPr>
     </w:lvl>
   </w:abstractNum>
-  <w:abstractNum w:abstractNumId="7" w15:restartNumberingAfterBreak="0">
+  <w:abstractNum w:abstractNumId="8" w15:restartNumberingAfterBreak="0">
     <w:nsid w:val="48727E56"/>
     <w:multiLevelType w:val="hybridMultilevel"/>
     <w:tmpl w:val="3934CB8C"/>
@@ -9395,7 +11465,7 @@
       </w:pPr>
     </w:lvl>
   </w:abstractNum>
-  <w:abstractNum w:abstractNumId="8" w15:restartNumberingAfterBreak="0">
+  <w:abstractNum w:abstractNumId="9" w15:restartNumberingAfterBreak="0">
     <w:nsid w:val="4AA30E4E"/>
     <w:multiLevelType w:val="hybridMultilevel"/>
     <w:tmpl w:val="7A80F23E"/>
@@ -9484,7 +11554,7 @@
       </w:pPr>
     </w:lvl>
   </w:abstractNum>
-  <w:abstractNum w:abstractNumId="9" w15:restartNumberingAfterBreak="0">
+  <w:abstractNum w:abstractNumId="10" w15:restartNumberingAfterBreak="0">
     <w:nsid w:val="4FD73EC8"/>
     <w:multiLevelType w:val="hybridMultilevel"/>
     <w:tmpl w:val="8BBC4D72"/>
@@ -9597,7 +11667,7 @@
       </w:rPr>
     </w:lvl>
   </w:abstractNum>
-  <w:abstractNum w:abstractNumId="10" w15:restartNumberingAfterBreak="0">
+  <w:abstractNum w:abstractNumId="11" w15:restartNumberingAfterBreak="0">
     <w:nsid w:val="54940A76"/>
     <w:multiLevelType w:val="hybridMultilevel"/>
     <w:tmpl w:val="6896D628"/>
@@ -9686,7 +11756,7 @@
       </w:pPr>
     </w:lvl>
   </w:abstractNum>
-  <w:abstractNum w:abstractNumId="11" w15:restartNumberingAfterBreak="0">
+  <w:abstractNum w:abstractNumId="12" w15:restartNumberingAfterBreak="0">
     <w:nsid w:val="5D07290C"/>
     <w:multiLevelType w:val="hybridMultilevel"/>
     <w:tmpl w:val="ECD8D586"/>
@@ -9779,7 +11849,7 @@
       </w:pPr>
     </w:lvl>
   </w:abstractNum>
-  <w:abstractNum w:abstractNumId="12" w15:restartNumberingAfterBreak="0">
+  <w:abstractNum w:abstractNumId="13" w15:restartNumberingAfterBreak="0">
     <w:nsid w:val="5F2C6F8B"/>
     <w:multiLevelType w:val="multilevel"/>
     <w:tmpl w:val="F71485A0"/>
@@ -9928,7 +11998,7 @@
       </w:rPr>
     </w:lvl>
   </w:abstractNum>
-  <w:abstractNum w:abstractNumId="13" w15:restartNumberingAfterBreak="0">
+  <w:abstractNum w:abstractNumId="14" w15:restartNumberingAfterBreak="0">
     <w:nsid w:val="66C27B18"/>
     <w:multiLevelType w:val="hybridMultilevel"/>
     <w:tmpl w:val="0DF2550A"/>
@@ -10017,7 +12087,156 @@
       </w:pPr>
     </w:lvl>
   </w:abstractNum>
-  <w:abstractNum w:abstractNumId="14" w15:restartNumberingAfterBreak="0">
+  <w:abstractNum w:abstractNumId="15" w15:restartNumberingAfterBreak="0">
+    <w:nsid w:val="6E5461F8"/>
+    <w:multiLevelType w:val="multilevel"/>
+    <w:tmpl w:val="6D84BE8A"/>
+    <w:lvl w:ilvl="0">
+      <w:start w:val="1"/>
+      <w:numFmt w:val="bullet"/>
+      <w:lvlText w:val=""/>
+      <w:lvlJc w:val="left"/>
+      <w:pPr>
+        <w:tabs>
+          <w:tab w:val="num" w:pos="1080"/>
+        </w:tabs>
+        <w:ind w:left="1080" w:hanging="360"/>
+      </w:pPr>
+      <w:rPr>
+        <w:rFonts w:ascii="Symbol" w:hAnsi="Symbol" w:hint="default"/>
+        <w:sz w:val="20"/>
+      </w:rPr>
+    </w:lvl>
+    <w:lvl w:ilvl="1" w:tentative="1">
+      <w:start w:val="1"/>
+      <w:numFmt w:val="bullet"/>
+      <w:lvlText w:val="o"/>
+      <w:lvlJc w:val="left"/>
+      <w:pPr>
+        <w:tabs>
+          <w:tab w:val="num" w:pos="1800"/>
+        </w:tabs>
+        <w:ind w:left="1800" w:hanging="360"/>
+      </w:pPr>
+      <w:rPr>
+        <w:rFonts w:ascii="Courier New" w:hAnsi="Courier New" w:hint="default"/>
+        <w:sz w:val="20"/>
+      </w:rPr>
+    </w:lvl>
+    <w:lvl w:ilvl="2" w:tentative="1">
+      <w:start w:val="1"/>
+      <w:numFmt w:val="bullet"/>
+      <w:lvlText w:val=""/>
+      <w:lvlJc w:val="left"/>
+      <w:pPr>
+        <w:tabs>
+          <w:tab w:val="num" w:pos="2520"/>
+        </w:tabs>
+        <w:ind w:left="2520" w:hanging="360"/>
+      </w:pPr>
+      <w:rPr>
+        <w:rFonts w:ascii="Wingdings" w:hAnsi="Wingdings" w:hint="default"/>
+        <w:sz w:val="20"/>
+      </w:rPr>
+    </w:lvl>
+    <w:lvl w:ilvl="3" w:tentative="1">
+      <w:start w:val="1"/>
+      <w:numFmt w:val="bullet"/>
+      <w:lvlText w:val=""/>
+      <w:lvlJc w:val="left"/>
+      <w:pPr>
+        <w:tabs>
+          <w:tab w:val="num" w:pos="3240"/>
+        </w:tabs>
+        <w:ind w:left="3240" w:hanging="360"/>
+      </w:pPr>
+      <w:rPr>
+        <w:rFonts w:ascii="Wingdings" w:hAnsi="Wingdings" w:hint="default"/>
+        <w:sz w:val="20"/>
+      </w:rPr>
+    </w:lvl>
+    <w:lvl w:ilvl="4" w:tentative="1">
+      <w:start w:val="1"/>
+      <w:numFmt w:val="bullet"/>
+      <w:lvlText w:val=""/>
+      <w:lvlJc w:val="left"/>
+      <w:pPr>
+        <w:tabs>
+          <w:tab w:val="num" w:pos="3960"/>
+        </w:tabs>
+        <w:ind w:left="3960" w:hanging="360"/>
+      </w:pPr>
+      <w:rPr>
+        <w:rFonts w:ascii="Wingdings" w:hAnsi="Wingdings" w:hint="default"/>
+        <w:sz w:val="20"/>
+      </w:rPr>
+    </w:lvl>
+    <w:lvl w:ilvl="5" w:tentative="1">
+      <w:start w:val="1"/>
+      <w:numFmt w:val="bullet"/>
+      <w:lvlText w:val=""/>
+      <w:lvlJc w:val="left"/>
+      <w:pPr>
+        <w:tabs>
+          <w:tab w:val="num" w:pos="4680"/>
+        </w:tabs>
+        <w:ind w:left="4680" w:hanging="360"/>
+      </w:pPr>
+      <w:rPr>
+        <w:rFonts w:ascii="Wingdings" w:hAnsi="Wingdings" w:hint="default"/>
+        <w:sz w:val="20"/>
+      </w:rPr>
+    </w:lvl>
+    <w:lvl w:ilvl="6" w:tentative="1">
+      <w:start w:val="1"/>
+      <w:numFmt w:val="bullet"/>
+      <w:lvlText w:val=""/>
+      <w:lvlJc w:val="left"/>
+      <w:pPr>
+        <w:tabs>
+          <w:tab w:val="num" w:pos="5400"/>
+        </w:tabs>
+        <w:ind w:left="5400" w:hanging="360"/>
+      </w:pPr>
+      <w:rPr>
+        <w:rFonts w:ascii="Wingdings" w:hAnsi="Wingdings" w:hint="default"/>
+        <w:sz w:val="20"/>
+      </w:rPr>
+    </w:lvl>
+    <w:lvl w:ilvl="7" w:tentative="1">
+      <w:start w:val="1"/>
+      <w:numFmt w:val="bullet"/>
+      <w:lvlText w:val=""/>
+      <w:lvlJc w:val="left"/>
+      <w:pPr>
+        <w:tabs>
+          <w:tab w:val="num" w:pos="6120"/>
+        </w:tabs>
+        <w:ind w:left="6120" w:hanging="360"/>
+      </w:pPr>
+      <w:rPr>
+        <w:rFonts w:ascii="Wingdings" w:hAnsi="Wingdings" w:hint="default"/>
+        <w:sz w:val="20"/>
+      </w:rPr>
+    </w:lvl>
+    <w:lvl w:ilvl="8" w:tentative="1">
+      <w:start w:val="1"/>
+      <w:numFmt w:val="bullet"/>
+      <w:lvlText w:val=""/>
+      <w:lvlJc w:val="left"/>
+      <w:pPr>
+        <w:tabs>
+          <w:tab w:val="num" w:pos="6840"/>
+        </w:tabs>
+        <w:ind w:left="6840" w:hanging="360"/>
+      </w:pPr>
+      <w:rPr>
+        <w:rFonts w:ascii="Wingdings" w:hAnsi="Wingdings" w:hint="default"/>
+        <w:sz w:val="20"/>
+      </w:rPr>
+    </w:lvl>
+  </w:abstractNum>
+  <w:abstractNum w:abstractNumId="16" w15:restartNumberingAfterBreak="0">
     <w:nsid w:val="7B43796A"/>
     <w:multiLevelType w:val="hybridMultilevel"/>
     <w:tmpl w:val="368E45B0"/>
@@ -10104,49 +12323,55 @@
     </w:lvl>
   </w:abstractNum>
   <w:num w:numId="1" w16cid:durableId="997226965">
-    <w:abstractNumId w:val="3"/>
+    <w:abstractNumId w:val="4"/>
   </w:num>
   <w:num w:numId="2" w16cid:durableId="1409186030">
-    <w:abstractNumId w:val="11"/>
+    <w:abstractNumId w:val="12"/>
   </w:num>
   <w:num w:numId="3" w16cid:durableId="683437738">
-    <w:abstractNumId w:val="6"/>
+    <w:abstractNumId w:val="7"/>
   </w:num>
   <w:num w:numId="4" w16cid:durableId="236941036">
-    <w:abstractNumId w:val="7"/>
+    <w:abstractNumId w:val="8"/>
   </w:num>
   <w:num w:numId="5" w16cid:durableId="314916807">
+    <w:abstractNumId w:val="16"/>
+  </w:num>
+  <w:num w:numId="6" w16cid:durableId="1994287084">
     <w:abstractNumId w:val="14"/>
   </w:num>
-  <w:num w:numId="6" w16cid:durableId="1994287084">
-    <w:abstractNumId w:val="13"/>
-  </w:num>
   <w:num w:numId="7" w16cid:durableId="1952130325">
-    <w:abstractNumId w:val="8"/>
+    <w:abstractNumId w:val="9"/>
   </w:num>
   <w:num w:numId="8" w16cid:durableId="1124931917">
     <w:abstractNumId w:val="0"/>
   </w:num>
   <w:num w:numId="9" w16cid:durableId="1196886603">
+    <w:abstractNumId w:val="3"/>
+  </w:num>
+  <w:num w:numId="10" w16cid:durableId="1959683828">
+    <w:abstractNumId w:val="10"/>
+  </w:num>
+  <w:num w:numId="11" w16cid:durableId="1008218870">
+    <w:abstractNumId w:val="6"/>
+  </w:num>
+  <w:num w:numId="12" w16cid:durableId="1561941462">
+    <w:abstractNumId w:val="5"/>
+  </w:num>
+  <w:num w:numId="13" w16cid:durableId="1475638186">
+    <w:abstractNumId w:val="13"/>
+  </w:num>
+  <w:num w:numId="14" w16cid:durableId="142696022">
     <w:abstractNumId w:val="2"/>
   </w:num>
-  <w:num w:numId="10" w16cid:durableId="1959683828">
-    <w:abstractNumId w:val="9"/>
+  <w:num w:numId="15" w16cid:durableId="1204369335">
+    <w:abstractNumId w:val="11"/>
   </w:num>
-  <w:num w:numId="11" w16cid:durableId="1008218870">
-    <w:abstractNumId w:val="5"/>
+  <w:num w:numId="16" w16cid:durableId="489061493">
+    <w:abstractNumId w:val="15"/>
   </w:num>
-  <w:num w:numId="12" w16cid:durableId="1561941462">
-    <w:abstractNumId w:val="4"/>
-  </w:num>
-  <w:num w:numId="13" w16cid:durableId="1475638186">
-    <w:abstractNumId w:val="12"/>
-  </w:num>
-  <w:num w:numId="14" w16cid:durableId="142696022">
+  <w:num w:numId="17" w16cid:durableId="247932326">
     <w:abstractNumId w:val="1"/>
-  </w:num>
-  <w:num w:numId="15" w16cid:durableId="1204369335">
-    <w:abstractNumId w:val="10"/>
   </w:num>
 </w:numbering>
 </file>
@@ -10545,7 +12770,7 @@
   <w:style w:type="paragraph" w:default="1" w:styleId="Normal">
     <w:name w:val="Normal"/>
     <w:qFormat/>
-    <w:rsid w:val="00EA54D6"/>
+    <w:rsid w:val="00281DA5"/>
     <w:pPr>
       <w:spacing w:after="160" w:line="259" w:lineRule="auto"/>
     </w:pPr>
